--- a/POR.docx
+++ b/POR.docx
@@ -16,30 +16,38 @@
           <w:sz w:val="40"/>
           <w:szCs w:val="40"/>
         </w:rPr>
-        <w:t xml:space="preserve">Plan </w:t>
-      </w:r>
-      <w:proofErr w:type="spellStart"/>
+        <w:t xml:space="preserve">   </w:t>
+      </w:r>
       <w:r>
         <w:rPr>
           <w:rFonts w:ascii="Times New Roman" w:hAnsi="Times New Roman" w:cs="Times New Roman"/>
           <w:sz w:val="40"/>
           <w:szCs w:val="40"/>
         </w:rPr>
-        <w:t>of</w:t>
-      </w:r>
-      <w:proofErr w:type="spellEnd"/>
+        <w:t xml:space="preserve">Plan </w:t>
+      </w:r>
+      <w:proofErr w:type="spellStart"/>
       <w:r>
         <w:rPr>
           <w:rFonts w:ascii="Times New Roman" w:hAnsi="Times New Roman" w:cs="Times New Roman"/>
           <w:sz w:val="40"/>
           <w:szCs w:val="40"/>
         </w:rPr>
+        <w:t>of</w:t>
+      </w:r>
+      <w:proofErr w:type="spellEnd"/>
+      <w:r>
+        <w:rPr>
+          <w:rFonts w:ascii="Times New Roman" w:hAnsi="Times New Roman" w:cs="Times New Roman"/>
+          <w:sz w:val="40"/>
+          <w:szCs w:val="40"/>
+        </w:rPr>
         <w:t xml:space="preserve"> Record (oversikt) </w:t>
       </w:r>
     </w:p>
     <w:p>
       <w:pPr>
-        <w:pStyle w:val="ListParagraph"/>
+        <w:pStyle w:val="Listeavsnitt"/>
         <w:numPr>
           <w:ilvl w:val="0"/>
           <w:numId w:val="1"/>
@@ -61,7 +69,7 @@
     </w:p>
     <w:p>
       <w:pPr>
-        <w:pStyle w:val="ListParagraph"/>
+        <w:pStyle w:val="Listeavsnitt"/>
         <w:numPr>
           <w:ilvl w:val="0"/>
           <w:numId w:val="1"/>
@@ -137,7 +145,7 @@
     </w:p>
     <w:p>
       <w:pPr>
-        <w:pStyle w:val="ListParagraph"/>
+        <w:pStyle w:val="Listeavsnitt"/>
         <w:numPr>
           <w:ilvl w:val="0"/>
           <w:numId w:val="1"/>
@@ -159,7 +167,7 @@
     </w:p>
     <w:p>
       <w:pPr>
-        <w:pStyle w:val="ListParagraph"/>
+        <w:pStyle w:val="Listeavsnitt"/>
         <w:numPr>
           <w:ilvl w:val="0"/>
           <w:numId w:val="1"/>
@@ -181,7 +189,7 @@
     </w:p>
     <w:p>
       <w:pPr>
-        <w:pStyle w:val="ListParagraph"/>
+        <w:pStyle w:val="Listeavsnitt"/>
         <w:numPr>
           <w:ilvl w:val="0"/>
           <w:numId w:val="1"/>
@@ -221,7 +229,7 @@
     </w:p>
     <w:p>
       <w:pPr>
-        <w:pStyle w:val="ListParagraph"/>
+        <w:pStyle w:val="Listeavsnitt"/>
         <w:numPr>
           <w:ilvl w:val="0"/>
           <w:numId w:val="1"/>
@@ -243,7 +251,7 @@
     </w:p>
     <w:p>
       <w:pPr>
-        <w:pStyle w:val="ListParagraph"/>
+        <w:pStyle w:val="Listeavsnitt"/>
         <w:numPr>
           <w:ilvl w:val="0"/>
           <w:numId w:val="1"/>
@@ -265,7 +273,7 @@
     </w:p>
     <w:p>
       <w:pPr>
-        <w:pStyle w:val="ListParagraph"/>
+        <w:pStyle w:val="Listeavsnitt"/>
         <w:numPr>
           <w:ilvl w:val="0"/>
           <w:numId w:val="1"/>
@@ -287,7 +295,7 @@
     </w:p>
     <w:p>
       <w:pPr>
-        <w:pStyle w:val="ListParagraph"/>
+        <w:pStyle w:val="Listeavsnitt"/>
         <w:numPr>
           <w:ilvl w:val="0"/>
           <w:numId w:val="1"/>
@@ -309,7 +317,7 @@
     </w:p>
     <w:p>
       <w:pPr>
-        <w:pStyle w:val="ListParagraph"/>
+        <w:pStyle w:val="Listeavsnitt"/>
         <w:numPr>
           <w:ilvl w:val="0"/>
           <w:numId w:val="1"/>
@@ -331,7 +339,7 @@
     </w:p>
     <w:p>
       <w:pPr>
-        <w:pStyle w:val="ListParagraph"/>
+        <w:pStyle w:val="Listeavsnitt"/>
         <w:numPr>
           <w:ilvl w:val="0"/>
           <w:numId w:val="1"/>
@@ -353,7 +361,7 @@
     </w:p>
     <w:p>
       <w:pPr>
-        <w:pStyle w:val="ListParagraph"/>
+        <w:pStyle w:val="Listeavsnitt"/>
         <w:numPr>
           <w:ilvl w:val="0"/>
           <w:numId w:val="1"/>
@@ -429,7 +437,7 @@
     </w:p>
     <w:p>
       <w:pPr>
-        <w:pStyle w:val="ListParagraph"/>
+        <w:pStyle w:val="Listeavsnitt"/>
         <w:numPr>
           <w:ilvl w:val="0"/>
           <w:numId w:val="1"/>
@@ -487,7 +495,7 @@
     </w:p>
     <w:p>
       <w:pPr>
-        <w:pStyle w:val="ListParagraph"/>
+        <w:pStyle w:val="Listeavsnitt"/>
         <w:numPr>
           <w:ilvl w:val="0"/>
           <w:numId w:val="1"/>
@@ -509,7 +517,7 @@
     </w:p>
     <w:p>
       <w:pPr>
-        <w:pStyle w:val="ListParagraph"/>
+        <w:pStyle w:val="Listeavsnitt"/>
         <w:numPr>
           <w:ilvl w:val="0"/>
           <w:numId w:val="1"/>
@@ -531,7 +539,7 @@
     </w:p>
     <w:p>
       <w:pPr>
-        <w:pStyle w:val="ListParagraph"/>
+        <w:pStyle w:val="Listeavsnitt"/>
         <w:numPr>
           <w:ilvl w:val="0"/>
           <w:numId w:val="1"/>
@@ -713,7 +721,7 @@
     </w:p>
     <w:p>
       <w:pPr>
-        <w:pStyle w:val="ListParagraph"/>
+        <w:pStyle w:val="Listeavsnitt"/>
         <w:numPr>
           <w:ilvl w:val="0"/>
           <w:numId w:val="2"/>
@@ -735,7 +743,7 @@
     </w:p>
     <w:p>
       <w:pPr>
-        <w:pStyle w:val="ListParagraph"/>
+        <w:pStyle w:val="Listeavsnitt"/>
         <w:numPr>
           <w:ilvl w:val="0"/>
           <w:numId w:val="2"/>
@@ -757,7 +765,7 @@
     </w:p>
     <w:p>
       <w:pPr>
-        <w:pStyle w:val="ListParagraph"/>
+        <w:pStyle w:val="Listeavsnitt"/>
         <w:numPr>
           <w:ilvl w:val="0"/>
           <w:numId w:val="2"/>
@@ -822,7 +830,7 @@
     </w:p>
     <w:p>
       <w:pPr>
-        <w:pStyle w:val="ListParagraph"/>
+        <w:pStyle w:val="Listeavsnitt"/>
         <w:numPr>
           <w:ilvl w:val="0"/>
           <w:numId w:val="3"/>
@@ -854,7 +862,7 @@
     </w:p>
     <w:p>
       <w:pPr>
-        <w:pStyle w:val="ListParagraph"/>
+        <w:pStyle w:val="Listeavsnitt"/>
         <w:numPr>
           <w:ilvl w:val="0"/>
           <w:numId w:val="3"/>
@@ -894,7 +902,7 @@
     </w:p>
     <w:p>
       <w:pPr>
-        <w:pStyle w:val="ListParagraph"/>
+        <w:pStyle w:val="Listeavsnitt"/>
         <w:numPr>
           <w:ilvl w:val="0"/>
           <w:numId w:val="3"/>
@@ -916,7 +924,7 @@
     </w:p>
     <w:p>
       <w:pPr>
-        <w:pStyle w:val="ListParagraph"/>
+        <w:pStyle w:val="Listeavsnitt"/>
         <w:numPr>
           <w:ilvl w:val="0"/>
           <w:numId w:val="3"/>
@@ -968,7 +976,7 @@
     </w:p>
     <w:p>
       <w:pPr>
-        <w:pStyle w:val="ListParagraph"/>
+        <w:pStyle w:val="Listeavsnitt"/>
         <w:numPr>
           <w:ilvl w:val="0"/>
           <w:numId w:val="4"/>
@@ -1403,6 +1411,7 @@
       <w:r>
         <w:rPr>
           <w:rFonts w:ascii="Times New Roman" w:hAnsi="Times New Roman" w:cs="Times New Roman"/>
+          <w:noProof/>
           <w:sz w:val="18"/>
           <w:szCs w:val="18"/>
         </w:rPr>
@@ -1498,7 +1507,7 @@
     </w:p>
     <w:tbl>
       <w:tblPr>
-        <w:tblStyle w:val="TableGrid"/>
+        <w:tblStyle w:val="Tabellrutenett"/>
         <w:tblW w:w="0" w:type="auto"/>
         <w:tblLook w:val="04A0" w:firstRow="1" w:lastRow="0" w:firstColumn="1" w:lastColumn="0" w:noHBand="0" w:noVBand="1"/>
       </w:tblPr>
@@ -2569,7 +2578,7 @@
     </w:p>
     <w:tbl>
       <w:tblPr>
-        <w:tblStyle w:val="TableGrid"/>
+        <w:tblStyle w:val="Tabellrutenett"/>
         <w:tblW w:w="0" w:type="auto"/>
         <w:tblLook w:val="04A0" w:firstRow="1" w:lastRow="0" w:firstColumn="1" w:lastColumn="0" w:noHBand="0" w:noVBand="1"/>
       </w:tblPr>
@@ -3223,7 +3232,7 @@
     </w:p>
     <w:tbl>
       <w:tblPr>
-        <w:tblStyle w:val="TableGrid"/>
+        <w:tblStyle w:val="Tabellrutenett"/>
         <w:tblW w:w="0" w:type="auto"/>
         <w:tblLook w:val="04A0" w:firstRow="1" w:lastRow="0" w:firstColumn="1" w:lastColumn="0" w:noHBand="0" w:noVBand="1"/>
       </w:tblPr>
@@ -4094,7 +4103,7 @@
     </w:p>
     <w:p>
       <w:pPr>
-        <w:pStyle w:val="ListParagraph"/>
+        <w:pStyle w:val="Listeavsnitt"/>
         <w:numPr>
           <w:ilvl w:val="0"/>
           <w:numId w:val="10"/>
@@ -4116,7 +4125,7 @@
     </w:p>
     <w:p>
       <w:pPr>
-        <w:pStyle w:val="ListParagraph"/>
+        <w:pStyle w:val="Listeavsnitt"/>
         <w:numPr>
           <w:ilvl w:val="0"/>
           <w:numId w:val="10"/>
@@ -4138,7 +4147,7 @@
     </w:p>
     <w:p>
       <w:pPr>
-        <w:pStyle w:val="ListParagraph"/>
+        <w:pStyle w:val="Listeavsnitt"/>
         <w:numPr>
           <w:ilvl w:val="0"/>
           <w:numId w:val="10"/>
@@ -4160,7 +4169,7 @@
     </w:p>
     <w:p>
       <w:pPr>
-        <w:pStyle w:val="ListParagraph"/>
+        <w:pStyle w:val="Listeavsnitt"/>
         <w:numPr>
           <w:ilvl w:val="0"/>
           <w:numId w:val="10"/>
@@ -4182,7 +4191,7 @@
     </w:p>
     <w:p>
       <w:pPr>
-        <w:pStyle w:val="ListParagraph"/>
+        <w:pStyle w:val="Listeavsnitt"/>
         <w:numPr>
           <w:ilvl w:val="0"/>
           <w:numId w:val="10"/>
@@ -4235,7 +4244,7 @@
     </w:p>
     <w:p>
       <w:pPr>
-        <w:pStyle w:val="ListParagraph"/>
+        <w:pStyle w:val="Listeavsnitt"/>
         <w:numPr>
           <w:ilvl w:val="0"/>
           <w:numId w:val="9"/>
@@ -4275,7 +4284,7 @@
     </w:p>
     <w:p>
       <w:pPr>
-        <w:pStyle w:val="ListParagraph"/>
+        <w:pStyle w:val="Listeavsnitt"/>
         <w:numPr>
           <w:ilvl w:val="0"/>
           <w:numId w:val="9"/>
@@ -4329,7 +4338,7 @@
     </w:p>
     <w:p>
       <w:pPr>
-        <w:pStyle w:val="ListParagraph"/>
+        <w:pStyle w:val="Listeavsnitt"/>
         <w:numPr>
           <w:ilvl w:val="0"/>
           <w:numId w:val="9"/>
@@ -4391,7 +4400,7 @@
     </w:p>
     <w:p>
       <w:pPr>
-        <w:pStyle w:val="ListParagraph"/>
+        <w:pStyle w:val="Listeavsnitt"/>
         <w:numPr>
           <w:ilvl w:val="0"/>
           <w:numId w:val="9"/>
@@ -4413,7 +4422,7 @@
     </w:p>
     <w:p>
       <w:pPr>
-        <w:pStyle w:val="ListParagraph"/>
+        <w:pStyle w:val="Listeavsnitt"/>
         <w:numPr>
           <w:ilvl w:val="0"/>
           <w:numId w:val="9"/>
@@ -4523,7 +4532,7 @@
     </w:p>
     <w:p>
       <w:pPr>
-        <w:pStyle w:val="ListParagraph"/>
+        <w:pStyle w:val="Listeavsnitt"/>
         <w:numPr>
           <w:ilvl w:val="0"/>
           <w:numId w:val="11"/>
@@ -4555,7 +4564,7 @@
     </w:p>
     <w:p>
       <w:pPr>
-        <w:pStyle w:val="ListParagraph"/>
+        <w:pStyle w:val="Listeavsnitt"/>
         <w:numPr>
           <w:ilvl w:val="0"/>
           <w:numId w:val="11"/>
@@ -4577,7 +4586,7 @@
     </w:p>
     <w:p>
       <w:pPr>
-        <w:pStyle w:val="ListParagraph"/>
+        <w:pStyle w:val="Listeavsnitt"/>
         <w:numPr>
           <w:ilvl w:val="0"/>
           <w:numId w:val="11"/>
@@ -4599,7 +4608,7 @@
     </w:p>
     <w:p>
       <w:pPr>
-        <w:pStyle w:val="ListParagraph"/>
+        <w:pStyle w:val="Listeavsnitt"/>
         <w:numPr>
           <w:ilvl w:val="0"/>
           <w:numId w:val="11"/>
@@ -4629,7 +4638,7 @@
     </w:p>
     <w:p>
       <w:pPr>
-        <w:pStyle w:val="ListParagraph"/>
+        <w:pStyle w:val="Listeavsnitt"/>
         <w:numPr>
           <w:ilvl w:val="0"/>
           <w:numId w:val="11"/>
@@ -4716,7 +4725,7 @@
     </w:p>
     <w:p>
       <w:pPr>
-        <w:pStyle w:val="ListParagraph"/>
+        <w:pStyle w:val="Listeavsnitt"/>
         <w:numPr>
           <w:ilvl w:val="0"/>
           <w:numId w:val="12"/>
@@ -4754,7 +4763,7 @@
     </w:p>
     <w:p>
       <w:pPr>
-        <w:pStyle w:val="ListParagraph"/>
+        <w:pStyle w:val="Listeavsnitt"/>
         <w:numPr>
           <w:ilvl w:val="0"/>
           <w:numId w:val="12"/>
@@ -4792,7 +4801,7 @@
     </w:p>
     <w:p>
       <w:pPr>
-        <w:pStyle w:val="ListParagraph"/>
+        <w:pStyle w:val="Listeavsnitt"/>
         <w:numPr>
           <w:ilvl w:val="0"/>
           <w:numId w:val="12"/>
@@ -4835,7 +4844,7 @@
     </w:p>
     <w:p>
       <w:pPr>
-        <w:pStyle w:val="ListParagraph"/>
+        <w:pStyle w:val="Listeavsnitt"/>
         <w:numPr>
           <w:ilvl w:val="0"/>
           <w:numId w:val="13"/>
@@ -4875,7 +4884,7 @@
     </w:p>
     <w:p>
       <w:pPr>
-        <w:pStyle w:val="ListParagraph"/>
+        <w:pStyle w:val="Listeavsnitt"/>
         <w:numPr>
           <w:ilvl w:val="0"/>
           <w:numId w:val="13"/>
@@ -4918,7 +4927,7 @@
     </w:p>
     <w:p>
       <w:pPr>
-        <w:pStyle w:val="ListParagraph"/>
+        <w:pStyle w:val="Listeavsnitt"/>
         <w:numPr>
           <w:ilvl w:val="0"/>
           <w:numId w:val="15"/>
@@ -4940,7 +4949,7 @@
     </w:p>
     <w:p>
       <w:pPr>
-        <w:pStyle w:val="ListParagraph"/>
+        <w:pStyle w:val="Listeavsnitt"/>
         <w:numPr>
           <w:ilvl w:val="0"/>
           <w:numId w:val="15"/>
@@ -4962,7 +4971,7 @@
     </w:p>
     <w:p>
       <w:pPr>
-        <w:pStyle w:val="ListParagraph"/>
+        <w:pStyle w:val="Listeavsnitt"/>
         <w:numPr>
           <w:ilvl w:val="0"/>
           <w:numId w:val="15"/>
@@ -5111,7 +5120,7 @@
     </w:p>
     <w:p>
       <w:pPr>
-        <w:pStyle w:val="ListParagraph"/>
+        <w:pStyle w:val="Listeavsnitt"/>
         <w:numPr>
           <w:ilvl w:val="0"/>
           <w:numId w:val="5"/>
@@ -5141,7 +5150,7 @@
     </w:p>
     <w:p>
       <w:pPr>
-        <w:pStyle w:val="ListParagraph"/>
+        <w:pStyle w:val="Listeavsnitt"/>
         <w:numPr>
           <w:ilvl w:val="0"/>
           <w:numId w:val="5"/>
@@ -5179,7 +5188,7 @@
     </w:p>
     <w:p>
       <w:pPr>
-        <w:pStyle w:val="ListParagraph"/>
+        <w:pStyle w:val="Listeavsnitt"/>
         <w:numPr>
           <w:ilvl w:val="0"/>
           <w:numId w:val="5"/>
@@ -5217,7 +5226,7 @@
     </w:p>
     <w:p>
       <w:pPr>
-        <w:pStyle w:val="ListParagraph"/>
+        <w:pStyle w:val="Listeavsnitt"/>
         <w:numPr>
           <w:ilvl w:val="0"/>
           <w:numId w:val="5"/>
@@ -5263,7 +5272,7 @@
     </w:p>
     <w:p>
       <w:pPr>
-        <w:pStyle w:val="ListParagraph"/>
+        <w:pStyle w:val="Listeavsnitt"/>
         <w:numPr>
           <w:ilvl w:val="0"/>
           <w:numId w:val="5"/>
@@ -5321,7 +5330,7 @@
     </w:p>
     <w:tbl>
       <w:tblPr>
-        <w:tblStyle w:val="TableGrid"/>
+        <w:tblStyle w:val="Tabellrutenett"/>
         <w:tblW w:w="8968" w:type="dxa"/>
         <w:tblLook w:val="04A0" w:firstRow="1" w:lastRow="0" w:firstColumn="1" w:lastColumn="0" w:noHBand="0" w:noVBand="1"/>
       </w:tblPr>
@@ -8725,11 +8734,11 @@
     <w:qFormat/>
     <w:rsid w:val="0095475A"/>
   </w:style>
-  <w:style w:type="paragraph" w:styleId="Heading1">
+  <w:style w:type="paragraph" w:styleId="Overskrift1">
     <w:name w:val="heading 1"/>
     <w:basedOn w:val="Normal"/>
     <w:next w:val="Normal"/>
-    <w:link w:val="Heading1Char"/>
+    <w:link w:val="Overskrift1Tegn"/>
     <w:uiPriority w:val="9"/>
     <w:qFormat/>
     <w:rsid w:val="00164591"/>
@@ -8746,11 +8755,11 @@
       <w:szCs w:val="40"/>
     </w:rPr>
   </w:style>
-  <w:style w:type="paragraph" w:styleId="Heading2">
+  <w:style w:type="paragraph" w:styleId="Overskrift2">
     <w:name w:val="heading 2"/>
     <w:basedOn w:val="Normal"/>
     <w:next w:val="Normal"/>
-    <w:link w:val="Heading2Char"/>
+    <w:link w:val="Overskrift2Tegn"/>
     <w:uiPriority w:val="9"/>
     <w:semiHidden/>
     <w:unhideWhenUsed/>
@@ -8769,11 +8778,11 @@
       <w:szCs w:val="32"/>
     </w:rPr>
   </w:style>
-  <w:style w:type="paragraph" w:styleId="Heading3">
+  <w:style w:type="paragraph" w:styleId="Overskrift3">
     <w:name w:val="heading 3"/>
     <w:basedOn w:val="Normal"/>
     <w:next w:val="Normal"/>
-    <w:link w:val="Heading3Char"/>
+    <w:link w:val="Overskrift3Tegn"/>
     <w:uiPriority w:val="9"/>
     <w:semiHidden/>
     <w:unhideWhenUsed/>
@@ -8792,11 +8801,11 @@
       <w:szCs w:val="28"/>
     </w:rPr>
   </w:style>
-  <w:style w:type="paragraph" w:styleId="Heading4">
+  <w:style w:type="paragraph" w:styleId="Overskrift4">
     <w:name w:val="heading 4"/>
     <w:basedOn w:val="Normal"/>
     <w:next w:val="Normal"/>
-    <w:link w:val="Heading4Char"/>
+    <w:link w:val="Overskrift4Tegn"/>
     <w:uiPriority w:val="9"/>
     <w:semiHidden/>
     <w:unhideWhenUsed/>
@@ -8815,11 +8824,11 @@
       <w:color w:val="0F4761" w:themeColor="accent1" w:themeShade="BF"/>
     </w:rPr>
   </w:style>
-  <w:style w:type="paragraph" w:styleId="Heading5">
+  <w:style w:type="paragraph" w:styleId="Overskrift5">
     <w:name w:val="heading 5"/>
     <w:basedOn w:val="Normal"/>
     <w:next w:val="Normal"/>
-    <w:link w:val="Heading5Char"/>
+    <w:link w:val="Overskrift5Tegn"/>
     <w:uiPriority w:val="9"/>
     <w:semiHidden/>
     <w:unhideWhenUsed/>
@@ -8836,11 +8845,11 @@
       <w:color w:val="0F4761" w:themeColor="accent1" w:themeShade="BF"/>
     </w:rPr>
   </w:style>
-  <w:style w:type="paragraph" w:styleId="Heading6">
+  <w:style w:type="paragraph" w:styleId="Overskrift6">
     <w:name w:val="heading 6"/>
     <w:basedOn w:val="Normal"/>
     <w:next w:val="Normal"/>
-    <w:link w:val="Heading6Char"/>
+    <w:link w:val="Overskrift6Tegn"/>
     <w:uiPriority w:val="9"/>
     <w:semiHidden/>
     <w:unhideWhenUsed/>
@@ -8859,11 +8868,11 @@
       <w:color w:val="595959" w:themeColor="text1" w:themeTint="A6"/>
     </w:rPr>
   </w:style>
-  <w:style w:type="paragraph" w:styleId="Heading7">
+  <w:style w:type="paragraph" w:styleId="Overskrift7">
     <w:name w:val="heading 7"/>
     <w:basedOn w:val="Normal"/>
     <w:next w:val="Normal"/>
-    <w:link w:val="Heading7Char"/>
+    <w:link w:val="Overskrift7Tegn"/>
     <w:uiPriority w:val="9"/>
     <w:semiHidden/>
     <w:unhideWhenUsed/>
@@ -8880,11 +8889,11 @@
       <w:color w:val="595959" w:themeColor="text1" w:themeTint="A6"/>
     </w:rPr>
   </w:style>
-  <w:style w:type="paragraph" w:styleId="Heading8">
+  <w:style w:type="paragraph" w:styleId="Overskrift8">
     <w:name w:val="heading 8"/>
     <w:basedOn w:val="Normal"/>
     <w:next w:val="Normal"/>
-    <w:link w:val="Heading8Char"/>
+    <w:link w:val="Overskrift8Tegn"/>
     <w:uiPriority w:val="9"/>
     <w:semiHidden/>
     <w:unhideWhenUsed/>
@@ -8903,11 +8912,11 @@
       <w:color w:val="272727" w:themeColor="text1" w:themeTint="D8"/>
     </w:rPr>
   </w:style>
-  <w:style w:type="paragraph" w:styleId="Heading9">
+  <w:style w:type="paragraph" w:styleId="Overskrift9">
     <w:name w:val="heading 9"/>
     <w:basedOn w:val="Normal"/>
     <w:next w:val="Normal"/>
-    <w:link w:val="Heading9Char"/>
+    <w:link w:val="Overskrift9Tegn"/>
     <w:uiPriority w:val="9"/>
     <w:semiHidden/>
     <w:unhideWhenUsed/>
@@ -8924,13 +8933,13 @@
       <w:color w:val="272727" w:themeColor="text1" w:themeTint="D8"/>
     </w:rPr>
   </w:style>
-  <w:style w:type="character" w:default="1" w:styleId="DefaultParagraphFont">
+  <w:style w:type="character" w:default="1" w:styleId="Standardskriftforavsnitt">
     <w:name w:val="Default Paragraph Font"/>
     <w:uiPriority w:val="1"/>
     <w:semiHidden/>
     <w:unhideWhenUsed/>
   </w:style>
-  <w:style w:type="table" w:default="1" w:styleId="TableNormal">
+  <w:style w:type="table" w:default="1" w:styleId="Vanligtabell">
     <w:name w:val="Normal Table"/>
     <w:uiPriority w:val="99"/>
     <w:semiHidden/>
@@ -8945,16 +8954,16 @@
       </w:tblCellMar>
     </w:tblPr>
   </w:style>
-  <w:style w:type="numbering" w:default="1" w:styleId="NoList">
+  <w:style w:type="numbering" w:default="1" w:styleId="Ingenliste">
     <w:name w:val="No List"/>
     <w:uiPriority w:val="99"/>
     <w:semiHidden/>
     <w:unhideWhenUsed/>
   </w:style>
-  <w:style w:type="character" w:customStyle="1" w:styleId="Heading1Char">
-    <w:name w:val="Heading 1 Char"/>
-    <w:basedOn w:val="DefaultParagraphFont"/>
-    <w:link w:val="Heading1"/>
+  <w:style w:type="character" w:customStyle="1" w:styleId="Overskrift1Tegn">
+    <w:name w:val="Overskrift 1 Tegn"/>
+    <w:basedOn w:val="Standardskriftforavsnitt"/>
+    <w:link w:val="Overskrift1"/>
     <w:uiPriority w:val="9"/>
     <w:rsid w:val="00164591"/>
     <w:rPr>
@@ -8964,10 +8973,10 @@
       <w:szCs w:val="40"/>
     </w:rPr>
   </w:style>
-  <w:style w:type="character" w:customStyle="1" w:styleId="Heading2Char">
-    <w:name w:val="Heading 2 Char"/>
-    <w:basedOn w:val="DefaultParagraphFont"/>
-    <w:link w:val="Heading2"/>
+  <w:style w:type="character" w:customStyle="1" w:styleId="Overskrift2Tegn">
+    <w:name w:val="Overskrift 2 Tegn"/>
+    <w:basedOn w:val="Standardskriftforavsnitt"/>
+    <w:link w:val="Overskrift2"/>
     <w:uiPriority w:val="9"/>
     <w:semiHidden/>
     <w:rsid w:val="00164591"/>
@@ -8978,10 +8987,10 @@
       <w:szCs w:val="32"/>
     </w:rPr>
   </w:style>
-  <w:style w:type="character" w:customStyle="1" w:styleId="Heading3Char">
-    <w:name w:val="Heading 3 Char"/>
-    <w:basedOn w:val="DefaultParagraphFont"/>
-    <w:link w:val="Heading3"/>
+  <w:style w:type="character" w:customStyle="1" w:styleId="Overskrift3Tegn">
+    <w:name w:val="Overskrift 3 Tegn"/>
+    <w:basedOn w:val="Standardskriftforavsnitt"/>
+    <w:link w:val="Overskrift3"/>
     <w:uiPriority w:val="9"/>
     <w:semiHidden/>
     <w:rsid w:val="00164591"/>
@@ -8992,10 +9001,10 @@
       <w:szCs w:val="28"/>
     </w:rPr>
   </w:style>
-  <w:style w:type="character" w:customStyle="1" w:styleId="Heading4Char">
-    <w:name w:val="Heading 4 Char"/>
-    <w:basedOn w:val="DefaultParagraphFont"/>
-    <w:link w:val="Heading4"/>
+  <w:style w:type="character" w:customStyle="1" w:styleId="Overskrift4Tegn">
+    <w:name w:val="Overskrift 4 Tegn"/>
+    <w:basedOn w:val="Standardskriftforavsnitt"/>
+    <w:link w:val="Overskrift4"/>
     <w:uiPriority w:val="9"/>
     <w:semiHidden/>
     <w:rsid w:val="00164591"/>
@@ -9006,10 +9015,10 @@
       <w:color w:val="0F4761" w:themeColor="accent1" w:themeShade="BF"/>
     </w:rPr>
   </w:style>
-  <w:style w:type="character" w:customStyle="1" w:styleId="Heading5Char">
-    <w:name w:val="Heading 5 Char"/>
-    <w:basedOn w:val="DefaultParagraphFont"/>
-    <w:link w:val="Heading5"/>
+  <w:style w:type="character" w:customStyle="1" w:styleId="Overskrift5Tegn">
+    <w:name w:val="Overskrift 5 Tegn"/>
+    <w:basedOn w:val="Standardskriftforavsnitt"/>
+    <w:link w:val="Overskrift5"/>
     <w:uiPriority w:val="9"/>
     <w:semiHidden/>
     <w:rsid w:val="00164591"/>
@@ -9018,10 +9027,10 @@
       <w:color w:val="0F4761" w:themeColor="accent1" w:themeShade="BF"/>
     </w:rPr>
   </w:style>
-  <w:style w:type="character" w:customStyle="1" w:styleId="Heading6Char">
-    <w:name w:val="Heading 6 Char"/>
-    <w:basedOn w:val="DefaultParagraphFont"/>
-    <w:link w:val="Heading6"/>
+  <w:style w:type="character" w:customStyle="1" w:styleId="Overskrift6Tegn">
+    <w:name w:val="Overskrift 6 Tegn"/>
+    <w:basedOn w:val="Standardskriftforavsnitt"/>
+    <w:link w:val="Overskrift6"/>
     <w:uiPriority w:val="9"/>
     <w:semiHidden/>
     <w:rsid w:val="00164591"/>
@@ -9032,10 +9041,10 @@
       <w:color w:val="595959" w:themeColor="text1" w:themeTint="A6"/>
     </w:rPr>
   </w:style>
-  <w:style w:type="character" w:customStyle="1" w:styleId="Heading7Char">
-    <w:name w:val="Heading 7 Char"/>
-    <w:basedOn w:val="DefaultParagraphFont"/>
-    <w:link w:val="Heading7"/>
+  <w:style w:type="character" w:customStyle="1" w:styleId="Overskrift7Tegn">
+    <w:name w:val="Overskrift 7 Tegn"/>
+    <w:basedOn w:val="Standardskriftforavsnitt"/>
+    <w:link w:val="Overskrift7"/>
     <w:uiPriority w:val="9"/>
     <w:semiHidden/>
     <w:rsid w:val="00164591"/>
@@ -9044,10 +9053,10 @@
       <w:color w:val="595959" w:themeColor="text1" w:themeTint="A6"/>
     </w:rPr>
   </w:style>
-  <w:style w:type="character" w:customStyle="1" w:styleId="Heading8Char">
-    <w:name w:val="Heading 8 Char"/>
-    <w:basedOn w:val="DefaultParagraphFont"/>
-    <w:link w:val="Heading8"/>
+  <w:style w:type="character" w:customStyle="1" w:styleId="Overskrift8Tegn">
+    <w:name w:val="Overskrift 8 Tegn"/>
+    <w:basedOn w:val="Standardskriftforavsnitt"/>
+    <w:link w:val="Overskrift8"/>
     <w:uiPriority w:val="9"/>
     <w:semiHidden/>
     <w:rsid w:val="00164591"/>
@@ -9058,10 +9067,10 @@
       <w:color w:val="272727" w:themeColor="text1" w:themeTint="D8"/>
     </w:rPr>
   </w:style>
-  <w:style w:type="character" w:customStyle="1" w:styleId="Heading9Char">
-    <w:name w:val="Heading 9 Char"/>
-    <w:basedOn w:val="DefaultParagraphFont"/>
-    <w:link w:val="Heading9"/>
+  <w:style w:type="character" w:customStyle="1" w:styleId="Overskrift9Tegn">
+    <w:name w:val="Overskrift 9 Tegn"/>
+    <w:basedOn w:val="Standardskriftforavsnitt"/>
+    <w:link w:val="Overskrift9"/>
     <w:uiPriority w:val="9"/>
     <w:semiHidden/>
     <w:rsid w:val="00164591"/>
@@ -9070,11 +9079,11 @@
       <w:color w:val="272727" w:themeColor="text1" w:themeTint="D8"/>
     </w:rPr>
   </w:style>
-  <w:style w:type="paragraph" w:styleId="Title">
+  <w:style w:type="paragraph" w:styleId="Tittel">
     <w:name w:val="Title"/>
     <w:basedOn w:val="Normal"/>
     <w:next w:val="Normal"/>
-    <w:link w:val="TitleChar"/>
+    <w:link w:val="TittelTegn"/>
     <w:uiPriority w:val="10"/>
     <w:qFormat/>
     <w:rsid w:val="00164591"/>
@@ -9090,10 +9099,10 @@
       <w:szCs w:val="56"/>
     </w:rPr>
   </w:style>
-  <w:style w:type="character" w:customStyle="1" w:styleId="TitleChar">
-    <w:name w:val="Title Char"/>
-    <w:basedOn w:val="DefaultParagraphFont"/>
-    <w:link w:val="Title"/>
+  <w:style w:type="character" w:customStyle="1" w:styleId="TittelTegn">
+    <w:name w:val="Tittel Tegn"/>
+    <w:basedOn w:val="Standardskriftforavsnitt"/>
+    <w:link w:val="Tittel"/>
     <w:uiPriority w:val="10"/>
     <w:rsid w:val="00164591"/>
     <w:rPr>
@@ -9104,11 +9113,11 @@
       <w:szCs w:val="56"/>
     </w:rPr>
   </w:style>
-  <w:style w:type="paragraph" w:styleId="Subtitle">
+  <w:style w:type="paragraph" w:styleId="Undertittel">
     <w:name w:val="Subtitle"/>
     <w:basedOn w:val="Normal"/>
     <w:next w:val="Normal"/>
-    <w:link w:val="SubtitleChar"/>
+    <w:link w:val="UndertittelTegn"/>
     <w:uiPriority w:val="11"/>
     <w:qFormat/>
     <w:rsid w:val="00164591"/>
@@ -9125,10 +9134,10 @@
       <w:szCs w:val="28"/>
     </w:rPr>
   </w:style>
-  <w:style w:type="character" w:customStyle="1" w:styleId="SubtitleChar">
-    <w:name w:val="Subtitle Char"/>
-    <w:basedOn w:val="DefaultParagraphFont"/>
-    <w:link w:val="Subtitle"/>
+  <w:style w:type="character" w:customStyle="1" w:styleId="UndertittelTegn">
+    <w:name w:val="Undertittel Tegn"/>
+    <w:basedOn w:val="Standardskriftforavsnitt"/>
+    <w:link w:val="Undertittel"/>
     <w:uiPriority w:val="11"/>
     <w:rsid w:val="00164591"/>
     <w:rPr>
@@ -9139,11 +9148,11 @@
       <w:szCs w:val="28"/>
     </w:rPr>
   </w:style>
-  <w:style w:type="paragraph" w:styleId="Quote">
+  <w:style w:type="paragraph" w:styleId="Sitat">
     <w:name w:val="Quote"/>
     <w:basedOn w:val="Normal"/>
     <w:next w:val="Normal"/>
-    <w:link w:val="QuoteChar"/>
+    <w:link w:val="SitatTegn"/>
     <w:uiPriority w:val="29"/>
     <w:qFormat/>
     <w:rsid w:val="00164591"/>
@@ -9157,10 +9166,10 @@
       <w:color w:val="404040" w:themeColor="text1" w:themeTint="BF"/>
     </w:rPr>
   </w:style>
-  <w:style w:type="character" w:customStyle="1" w:styleId="QuoteChar">
-    <w:name w:val="Quote Char"/>
-    <w:basedOn w:val="DefaultParagraphFont"/>
-    <w:link w:val="Quote"/>
+  <w:style w:type="character" w:customStyle="1" w:styleId="SitatTegn">
+    <w:name w:val="Sitat Tegn"/>
+    <w:basedOn w:val="Standardskriftforavsnitt"/>
+    <w:link w:val="Sitat"/>
     <w:uiPriority w:val="29"/>
     <w:rsid w:val="00164591"/>
     <w:rPr>
@@ -9169,7 +9178,7 @@
       <w:color w:val="404040" w:themeColor="text1" w:themeTint="BF"/>
     </w:rPr>
   </w:style>
-  <w:style w:type="paragraph" w:styleId="ListParagraph">
+  <w:style w:type="paragraph" w:styleId="Listeavsnitt">
     <w:name w:val="List Paragraph"/>
     <w:basedOn w:val="Normal"/>
     <w:uiPriority w:val="34"/>
@@ -9180,9 +9189,9 @@
       <w:contextualSpacing/>
     </w:pPr>
   </w:style>
-  <w:style w:type="character" w:styleId="IntenseEmphasis">
+  <w:style w:type="character" w:styleId="Sterkutheving">
     <w:name w:val="Intense Emphasis"/>
-    <w:basedOn w:val="DefaultParagraphFont"/>
+    <w:basedOn w:val="Standardskriftforavsnitt"/>
     <w:uiPriority w:val="21"/>
     <w:qFormat/>
     <w:rsid w:val="00164591"/>
@@ -9192,11 +9201,11 @@
       <w:color w:val="0F4761" w:themeColor="accent1" w:themeShade="BF"/>
     </w:rPr>
   </w:style>
-  <w:style w:type="paragraph" w:styleId="IntenseQuote">
+  <w:style w:type="paragraph" w:styleId="Sterktsitat">
     <w:name w:val="Intense Quote"/>
     <w:basedOn w:val="Normal"/>
     <w:next w:val="Normal"/>
-    <w:link w:val="IntenseQuoteChar"/>
+    <w:link w:val="SterktsitatTegn"/>
     <w:uiPriority w:val="30"/>
     <w:qFormat/>
     <w:rsid w:val="00164591"/>
@@ -9215,10 +9224,10 @@
       <w:color w:val="0F4761" w:themeColor="accent1" w:themeShade="BF"/>
     </w:rPr>
   </w:style>
-  <w:style w:type="character" w:customStyle="1" w:styleId="IntenseQuoteChar">
-    <w:name w:val="Intense Quote Char"/>
-    <w:basedOn w:val="DefaultParagraphFont"/>
-    <w:link w:val="IntenseQuote"/>
+  <w:style w:type="character" w:customStyle="1" w:styleId="SterktsitatTegn">
+    <w:name w:val="Sterkt sitat Tegn"/>
+    <w:basedOn w:val="Standardskriftforavsnitt"/>
+    <w:link w:val="Sterktsitat"/>
     <w:uiPriority w:val="30"/>
     <w:rsid w:val="00164591"/>
     <w:rPr>
@@ -9227,9 +9236,9 @@
       <w:color w:val="0F4761" w:themeColor="accent1" w:themeShade="BF"/>
     </w:rPr>
   </w:style>
-  <w:style w:type="character" w:styleId="IntenseReference">
+  <w:style w:type="character" w:styleId="Sterkreferanse">
     <w:name w:val="Intense Reference"/>
-    <w:basedOn w:val="DefaultParagraphFont"/>
+    <w:basedOn w:val="Standardskriftforavsnitt"/>
     <w:uiPriority w:val="32"/>
     <w:qFormat/>
     <w:rsid w:val="00164591"/>
@@ -9241,9 +9250,9 @@
       <w:spacing w:val="5"/>
     </w:rPr>
   </w:style>
-  <w:style w:type="table" w:styleId="TableGrid">
+  <w:style w:type="table" w:styleId="Tabellrutenett">
     <w:name w:val="Table Grid"/>
-    <w:basedOn w:val="TableNormal"/>
+    <w:basedOn w:val="Vanligtabell"/>
     <w:uiPriority w:val="39"/>
     <w:rsid w:val="0095475A"/>
     <w:pPr>

--- a/POR.docx
+++ b/POR.docx
@@ -47,7 +47,7 @@
     </w:p>
     <w:p>
       <w:pPr>
-        <w:pStyle w:val="Listeavsnitt"/>
+        <w:pStyle w:val="ListParagraph"/>
         <w:numPr>
           <w:ilvl w:val="0"/>
           <w:numId w:val="1"/>
@@ -69,7 +69,7 @@
     </w:p>
     <w:p>
       <w:pPr>
-        <w:pStyle w:val="Listeavsnitt"/>
+        <w:pStyle w:val="ListParagraph"/>
         <w:numPr>
           <w:ilvl w:val="0"/>
           <w:numId w:val="1"/>
@@ -145,7 +145,7 @@
     </w:p>
     <w:p>
       <w:pPr>
-        <w:pStyle w:val="Listeavsnitt"/>
+        <w:pStyle w:val="ListParagraph"/>
         <w:numPr>
           <w:ilvl w:val="0"/>
           <w:numId w:val="1"/>
@@ -167,7 +167,7 @@
     </w:p>
     <w:p>
       <w:pPr>
-        <w:pStyle w:val="Listeavsnitt"/>
+        <w:pStyle w:val="ListParagraph"/>
         <w:numPr>
           <w:ilvl w:val="0"/>
           <w:numId w:val="1"/>
@@ -189,7 +189,7 @@
     </w:p>
     <w:p>
       <w:pPr>
-        <w:pStyle w:val="Listeavsnitt"/>
+        <w:pStyle w:val="ListParagraph"/>
         <w:numPr>
           <w:ilvl w:val="0"/>
           <w:numId w:val="1"/>
@@ -229,7 +229,7 @@
     </w:p>
     <w:p>
       <w:pPr>
-        <w:pStyle w:val="Listeavsnitt"/>
+        <w:pStyle w:val="ListParagraph"/>
         <w:numPr>
           <w:ilvl w:val="0"/>
           <w:numId w:val="1"/>
@@ -251,7 +251,7 @@
     </w:p>
     <w:p>
       <w:pPr>
-        <w:pStyle w:val="Listeavsnitt"/>
+        <w:pStyle w:val="ListParagraph"/>
         <w:numPr>
           <w:ilvl w:val="0"/>
           <w:numId w:val="1"/>
@@ -273,7 +273,7 @@
     </w:p>
     <w:p>
       <w:pPr>
-        <w:pStyle w:val="Listeavsnitt"/>
+        <w:pStyle w:val="ListParagraph"/>
         <w:numPr>
           <w:ilvl w:val="0"/>
           <w:numId w:val="1"/>
@@ -295,7 +295,7 @@
     </w:p>
     <w:p>
       <w:pPr>
-        <w:pStyle w:val="Listeavsnitt"/>
+        <w:pStyle w:val="ListParagraph"/>
         <w:numPr>
           <w:ilvl w:val="0"/>
           <w:numId w:val="1"/>
@@ -317,7 +317,7 @@
     </w:p>
     <w:p>
       <w:pPr>
-        <w:pStyle w:val="Listeavsnitt"/>
+        <w:pStyle w:val="ListParagraph"/>
         <w:numPr>
           <w:ilvl w:val="0"/>
           <w:numId w:val="1"/>
@@ -339,7 +339,7 @@
     </w:p>
     <w:p>
       <w:pPr>
-        <w:pStyle w:val="Listeavsnitt"/>
+        <w:pStyle w:val="ListParagraph"/>
         <w:numPr>
           <w:ilvl w:val="0"/>
           <w:numId w:val="1"/>
@@ -361,7 +361,7 @@
     </w:p>
     <w:p>
       <w:pPr>
-        <w:pStyle w:val="Listeavsnitt"/>
+        <w:pStyle w:val="ListParagraph"/>
         <w:numPr>
           <w:ilvl w:val="0"/>
           <w:numId w:val="1"/>
@@ -437,7 +437,7 @@
     </w:p>
     <w:p>
       <w:pPr>
-        <w:pStyle w:val="Listeavsnitt"/>
+        <w:pStyle w:val="ListParagraph"/>
         <w:numPr>
           <w:ilvl w:val="0"/>
           <w:numId w:val="1"/>
@@ -495,7 +495,7 @@
     </w:p>
     <w:p>
       <w:pPr>
-        <w:pStyle w:val="Listeavsnitt"/>
+        <w:pStyle w:val="ListParagraph"/>
         <w:numPr>
           <w:ilvl w:val="0"/>
           <w:numId w:val="1"/>
@@ -517,7 +517,7 @@
     </w:p>
     <w:p>
       <w:pPr>
-        <w:pStyle w:val="Listeavsnitt"/>
+        <w:pStyle w:val="ListParagraph"/>
         <w:numPr>
           <w:ilvl w:val="0"/>
           <w:numId w:val="1"/>
@@ -539,7 +539,7 @@
     </w:p>
     <w:p>
       <w:pPr>
-        <w:pStyle w:val="Listeavsnitt"/>
+        <w:pStyle w:val="ListParagraph"/>
         <w:numPr>
           <w:ilvl w:val="0"/>
           <w:numId w:val="1"/>
@@ -721,7 +721,7 @@
     </w:p>
     <w:p>
       <w:pPr>
-        <w:pStyle w:val="Listeavsnitt"/>
+        <w:pStyle w:val="ListParagraph"/>
         <w:numPr>
           <w:ilvl w:val="0"/>
           <w:numId w:val="2"/>
@@ -743,7 +743,7 @@
     </w:p>
     <w:p>
       <w:pPr>
-        <w:pStyle w:val="Listeavsnitt"/>
+        <w:pStyle w:val="ListParagraph"/>
         <w:numPr>
           <w:ilvl w:val="0"/>
           <w:numId w:val="2"/>
@@ -765,7 +765,7 @@
     </w:p>
     <w:p>
       <w:pPr>
-        <w:pStyle w:val="Listeavsnitt"/>
+        <w:pStyle w:val="ListParagraph"/>
         <w:numPr>
           <w:ilvl w:val="0"/>
           <w:numId w:val="2"/>
@@ -830,7 +830,7 @@
     </w:p>
     <w:p>
       <w:pPr>
-        <w:pStyle w:val="Listeavsnitt"/>
+        <w:pStyle w:val="ListParagraph"/>
         <w:numPr>
           <w:ilvl w:val="0"/>
           <w:numId w:val="3"/>
@@ -862,7 +862,7 @@
     </w:p>
     <w:p>
       <w:pPr>
-        <w:pStyle w:val="Listeavsnitt"/>
+        <w:pStyle w:val="ListParagraph"/>
         <w:numPr>
           <w:ilvl w:val="0"/>
           <w:numId w:val="3"/>
@@ -902,7 +902,7 @@
     </w:p>
     <w:p>
       <w:pPr>
-        <w:pStyle w:val="Listeavsnitt"/>
+        <w:pStyle w:val="ListParagraph"/>
         <w:numPr>
           <w:ilvl w:val="0"/>
           <w:numId w:val="3"/>
@@ -924,7 +924,7 @@
     </w:p>
     <w:p>
       <w:pPr>
-        <w:pStyle w:val="Listeavsnitt"/>
+        <w:pStyle w:val="ListParagraph"/>
         <w:numPr>
           <w:ilvl w:val="0"/>
           <w:numId w:val="3"/>
@@ -976,7 +976,7 @@
     </w:p>
     <w:p>
       <w:pPr>
-        <w:pStyle w:val="Listeavsnitt"/>
+        <w:pStyle w:val="ListParagraph"/>
         <w:numPr>
           <w:ilvl w:val="0"/>
           <w:numId w:val="4"/>
@@ -1507,7 +1507,7 @@
     </w:p>
     <w:tbl>
       <w:tblPr>
-        <w:tblStyle w:val="Tabellrutenett"/>
+        <w:tblStyle w:val="TableGrid"/>
         <w:tblW w:w="0" w:type="auto"/>
         <w:tblLook w:val="04A0" w:firstRow="1" w:lastRow="0" w:firstColumn="1" w:lastColumn="0" w:noHBand="0" w:noVBand="1"/>
       </w:tblPr>
@@ -2578,7 +2578,7 @@
     </w:p>
     <w:tbl>
       <w:tblPr>
-        <w:tblStyle w:val="Tabellrutenett"/>
+        <w:tblStyle w:val="TableGrid"/>
         <w:tblW w:w="0" w:type="auto"/>
         <w:tblLook w:val="04A0" w:firstRow="1" w:lastRow="0" w:firstColumn="1" w:lastColumn="0" w:noHBand="0" w:noVBand="1"/>
       </w:tblPr>
@@ -3232,7 +3232,7 @@
     </w:p>
     <w:tbl>
       <w:tblPr>
-        <w:tblStyle w:val="Tabellrutenett"/>
+        <w:tblStyle w:val="TableGrid"/>
         <w:tblW w:w="0" w:type="auto"/>
         <w:tblLook w:val="04A0" w:firstRow="1" w:lastRow="0" w:firstColumn="1" w:lastColumn="0" w:noHBand="0" w:noVBand="1"/>
       </w:tblPr>
@@ -4103,7 +4103,7 @@
     </w:p>
     <w:p>
       <w:pPr>
-        <w:pStyle w:val="Listeavsnitt"/>
+        <w:pStyle w:val="ListParagraph"/>
         <w:numPr>
           <w:ilvl w:val="0"/>
           <w:numId w:val="10"/>
@@ -4125,7 +4125,7 @@
     </w:p>
     <w:p>
       <w:pPr>
-        <w:pStyle w:val="Listeavsnitt"/>
+        <w:pStyle w:val="ListParagraph"/>
         <w:numPr>
           <w:ilvl w:val="0"/>
           <w:numId w:val="10"/>
@@ -4147,7 +4147,7 @@
     </w:p>
     <w:p>
       <w:pPr>
-        <w:pStyle w:val="Listeavsnitt"/>
+        <w:pStyle w:val="ListParagraph"/>
         <w:numPr>
           <w:ilvl w:val="0"/>
           <w:numId w:val="10"/>
@@ -4169,7 +4169,7 @@
     </w:p>
     <w:p>
       <w:pPr>
-        <w:pStyle w:val="Listeavsnitt"/>
+        <w:pStyle w:val="ListParagraph"/>
         <w:numPr>
           <w:ilvl w:val="0"/>
           <w:numId w:val="10"/>
@@ -4191,7 +4191,7 @@
     </w:p>
     <w:p>
       <w:pPr>
-        <w:pStyle w:val="Listeavsnitt"/>
+        <w:pStyle w:val="ListParagraph"/>
         <w:numPr>
           <w:ilvl w:val="0"/>
           <w:numId w:val="10"/>
@@ -4244,7 +4244,7 @@
     </w:p>
     <w:p>
       <w:pPr>
-        <w:pStyle w:val="Listeavsnitt"/>
+        <w:pStyle w:val="ListParagraph"/>
         <w:numPr>
           <w:ilvl w:val="0"/>
           <w:numId w:val="9"/>
@@ -4284,7 +4284,7 @@
     </w:p>
     <w:p>
       <w:pPr>
-        <w:pStyle w:val="Listeavsnitt"/>
+        <w:pStyle w:val="ListParagraph"/>
         <w:numPr>
           <w:ilvl w:val="0"/>
           <w:numId w:val="9"/>
@@ -4338,7 +4338,7 @@
     </w:p>
     <w:p>
       <w:pPr>
-        <w:pStyle w:val="Listeavsnitt"/>
+        <w:pStyle w:val="ListParagraph"/>
         <w:numPr>
           <w:ilvl w:val="0"/>
           <w:numId w:val="9"/>
@@ -4400,7 +4400,7 @@
     </w:p>
     <w:p>
       <w:pPr>
-        <w:pStyle w:val="Listeavsnitt"/>
+        <w:pStyle w:val="ListParagraph"/>
         <w:numPr>
           <w:ilvl w:val="0"/>
           <w:numId w:val="9"/>
@@ -4422,7 +4422,7 @@
     </w:p>
     <w:p>
       <w:pPr>
-        <w:pStyle w:val="Listeavsnitt"/>
+        <w:pStyle w:val="ListParagraph"/>
         <w:numPr>
           <w:ilvl w:val="0"/>
           <w:numId w:val="9"/>
@@ -4532,7 +4532,7 @@
     </w:p>
     <w:p>
       <w:pPr>
-        <w:pStyle w:val="Listeavsnitt"/>
+        <w:pStyle w:val="ListParagraph"/>
         <w:numPr>
           <w:ilvl w:val="0"/>
           <w:numId w:val="11"/>
@@ -4564,7 +4564,7 @@
     </w:p>
     <w:p>
       <w:pPr>
-        <w:pStyle w:val="Listeavsnitt"/>
+        <w:pStyle w:val="ListParagraph"/>
         <w:numPr>
           <w:ilvl w:val="0"/>
           <w:numId w:val="11"/>
@@ -4586,7 +4586,7 @@
     </w:p>
     <w:p>
       <w:pPr>
-        <w:pStyle w:val="Listeavsnitt"/>
+        <w:pStyle w:val="ListParagraph"/>
         <w:numPr>
           <w:ilvl w:val="0"/>
           <w:numId w:val="11"/>
@@ -4608,7 +4608,7 @@
     </w:p>
     <w:p>
       <w:pPr>
-        <w:pStyle w:val="Listeavsnitt"/>
+        <w:pStyle w:val="ListParagraph"/>
         <w:numPr>
           <w:ilvl w:val="0"/>
           <w:numId w:val="11"/>
@@ -4638,7 +4638,7 @@
     </w:p>
     <w:p>
       <w:pPr>
-        <w:pStyle w:val="Listeavsnitt"/>
+        <w:pStyle w:val="ListParagraph"/>
         <w:numPr>
           <w:ilvl w:val="0"/>
           <w:numId w:val="11"/>
@@ -4725,7 +4725,7 @@
     </w:p>
     <w:p>
       <w:pPr>
-        <w:pStyle w:val="Listeavsnitt"/>
+        <w:pStyle w:val="ListParagraph"/>
         <w:numPr>
           <w:ilvl w:val="0"/>
           <w:numId w:val="12"/>
@@ -4763,7 +4763,7 @@
     </w:p>
     <w:p>
       <w:pPr>
-        <w:pStyle w:val="Listeavsnitt"/>
+        <w:pStyle w:val="ListParagraph"/>
         <w:numPr>
           <w:ilvl w:val="0"/>
           <w:numId w:val="12"/>
@@ -4801,7 +4801,7 @@
     </w:p>
     <w:p>
       <w:pPr>
-        <w:pStyle w:val="Listeavsnitt"/>
+        <w:pStyle w:val="ListParagraph"/>
         <w:numPr>
           <w:ilvl w:val="0"/>
           <w:numId w:val="12"/>
@@ -4844,7 +4844,7 @@
     </w:p>
     <w:p>
       <w:pPr>
-        <w:pStyle w:val="Listeavsnitt"/>
+        <w:pStyle w:val="ListParagraph"/>
         <w:numPr>
           <w:ilvl w:val="0"/>
           <w:numId w:val="13"/>
@@ -4884,7 +4884,7 @@
     </w:p>
     <w:p>
       <w:pPr>
-        <w:pStyle w:val="Listeavsnitt"/>
+        <w:pStyle w:val="ListParagraph"/>
         <w:numPr>
           <w:ilvl w:val="0"/>
           <w:numId w:val="13"/>
@@ -4906,6 +4906,28 @@
     </w:p>
     <w:p>
       <w:pPr>
+        <w:pStyle w:val="ListParagraph"/>
+        <w:numPr>
+          <w:ilvl w:val="0"/>
+          <w:numId w:val="13"/>
+        </w:numPr>
+        <w:rPr>
+          <w:rFonts w:ascii="Times New Roman" w:hAnsi="Times New Roman" w:cs="Times New Roman"/>
+          <w:sz w:val="28"/>
+          <w:szCs w:val="28"/>
+        </w:rPr>
+      </w:pPr>
+      <w:r>
+        <w:rPr>
+          <w:rFonts w:ascii="Times New Roman" w:hAnsi="Times New Roman" w:cs="Times New Roman"/>
+          <w:sz w:val="28"/>
+          <w:szCs w:val="28"/>
+        </w:rPr>
+        <w:t>Kalibrere og Tare måledata</w:t>
+      </w:r>
+    </w:p>
+    <w:p>
+      <w:pPr>
         <w:rPr>
           <w:rFonts w:ascii="Times New Roman" w:hAnsi="Times New Roman" w:cs="Times New Roman"/>
           <w:i/>
@@ -4922,12 +4944,12 @@
           <w:sz w:val="28"/>
           <w:szCs w:val="28"/>
         </w:rPr>
-        <w:t>Pumpe-bring-up</w:t>
-      </w:r>
-    </w:p>
-    <w:p>
-      <w:pPr>
-        <w:pStyle w:val="Listeavsnitt"/>
+        <w:t>Pumpe</w:t>
+      </w:r>
+    </w:p>
+    <w:p>
+      <w:pPr>
+        <w:pStyle w:val="ListParagraph"/>
         <w:numPr>
           <w:ilvl w:val="0"/>
           <w:numId w:val="15"/>
@@ -4949,7 +4971,7 @@
     </w:p>
     <w:p>
       <w:pPr>
-        <w:pStyle w:val="Listeavsnitt"/>
+        <w:pStyle w:val="ListParagraph"/>
         <w:numPr>
           <w:ilvl w:val="0"/>
           <w:numId w:val="15"/>
@@ -4971,7 +4993,7 @@
     </w:p>
     <w:p>
       <w:pPr>
-        <w:pStyle w:val="Listeavsnitt"/>
+        <w:pStyle w:val="ListParagraph"/>
         <w:numPr>
           <w:ilvl w:val="0"/>
           <w:numId w:val="15"/>
@@ -5120,7 +5142,7 @@
     </w:p>
     <w:p>
       <w:pPr>
-        <w:pStyle w:val="Listeavsnitt"/>
+        <w:pStyle w:val="ListParagraph"/>
         <w:numPr>
           <w:ilvl w:val="0"/>
           <w:numId w:val="5"/>
@@ -5150,7 +5172,7 @@
     </w:p>
     <w:p>
       <w:pPr>
-        <w:pStyle w:val="Listeavsnitt"/>
+        <w:pStyle w:val="ListParagraph"/>
         <w:numPr>
           <w:ilvl w:val="0"/>
           <w:numId w:val="5"/>
@@ -5188,7 +5210,7 @@
     </w:p>
     <w:p>
       <w:pPr>
-        <w:pStyle w:val="Listeavsnitt"/>
+        <w:pStyle w:val="ListParagraph"/>
         <w:numPr>
           <w:ilvl w:val="0"/>
           <w:numId w:val="5"/>
@@ -5226,7 +5248,7 @@
     </w:p>
     <w:p>
       <w:pPr>
-        <w:pStyle w:val="Listeavsnitt"/>
+        <w:pStyle w:val="ListParagraph"/>
         <w:numPr>
           <w:ilvl w:val="0"/>
           <w:numId w:val="5"/>
@@ -5272,7 +5294,7 @@
     </w:p>
     <w:p>
       <w:pPr>
-        <w:pStyle w:val="Listeavsnitt"/>
+        <w:pStyle w:val="ListParagraph"/>
         <w:numPr>
           <w:ilvl w:val="0"/>
           <w:numId w:val="5"/>
@@ -5330,7 +5352,7 @@
     </w:p>
     <w:tbl>
       <w:tblPr>
-        <w:tblStyle w:val="Tabellrutenett"/>
+        <w:tblStyle w:val="TableGrid"/>
         <w:tblW w:w="8968" w:type="dxa"/>
         <w:tblLook w:val="04A0" w:firstRow="1" w:lastRow="0" w:firstColumn="1" w:lastColumn="0" w:noHBand="0" w:noVBand="1"/>
       </w:tblPr>
@@ -6717,17 +6739,6 @@
           </wp:inline>
         </w:drawing>
       </w:r>
-    </w:p>
-    <w:p>
-      <w:pPr>
-        <w:rPr>
-          <w:rFonts w:ascii="Times New Roman" w:hAnsi="Times New Roman" w:cs="Times New Roman"/>
-          <w:b/>
-          <w:bCs/>
-          <w:sz w:val="28"/>
-          <w:szCs w:val="28"/>
-        </w:rPr>
-      </w:pPr>
     </w:p>
     <w:p/>
     <w:sectPr>
@@ -8734,11 +8745,11 @@
     <w:qFormat/>
     <w:rsid w:val="0095475A"/>
   </w:style>
-  <w:style w:type="paragraph" w:styleId="Overskrift1">
+  <w:style w:type="paragraph" w:styleId="Heading1">
     <w:name w:val="heading 1"/>
     <w:basedOn w:val="Normal"/>
     <w:next w:val="Normal"/>
-    <w:link w:val="Overskrift1Tegn"/>
+    <w:link w:val="Heading1Char"/>
     <w:uiPriority w:val="9"/>
     <w:qFormat/>
     <w:rsid w:val="00164591"/>
@@ -8755,11 +8766,11 @@
       <w:szCs w:val="40"/>
     </w:rPr>
   </w:style>
-  <w:style w:type="paragraph" w:styleId="Overskrift2">
+  <w:style w:type="paragraph" w:styleId="Heading2">
     <w:name w:val="heading 2"/>
     <w:basedOn w:val="Normal"/>
     <w:next w:val="Normal"/>
-    <w:link w:val="Overskrift2Tegn"/>
+    <w:link w:val="Heading2Char"/>
     <w:uiPriority w:val="9"/>
     <w:semiHidden/>
     <w:unhideWhenUsed/>
@@ -8778,11 +8789,11 @@
       <w:szCs w:val="32"/>
     </w:rPr>
   </w:style>
-  <w:style w:type="paragraph" w:styleId="Overskrift3">
+  <w:style w:type="paragraph" w:styleId="Heading3">
     <w:name w:val="heading 3"/>
     <w:basedOn w:val="Normal"/>
     <w:next w:val="Normal"/>
-    <w:link w:val="Overskrift3Tegn"/>
+    <w:link w:val="Heading3Char"/>
     <w:uiPriority w:val="9"/>
     <w:semiHidden/>
     <w:unhideWhenUsed/>
@@ -8801,11 +8812,11 @@
       <w:szCs w:val="28"/>
     </w:rPr>
   </w:style>
-  <w:style w:type="paragraph" w:styleId="Overskrift4">
+  <w:style w:type="paragraph" w:styleId="Heading4">
     <w:name w:val="heading 4"/>
     <w:basedOn w:val="Normal"/>
     <w:next w:val="Normal"/>
-    <w:link w:val="Overskrift4Tegn"/>
+    <w:link w:val="Heading4Char"/>
     <w:uiPriority w:val="9"/>
     <w:semiHidden/>
     <w:unhideWhenUsed/>
@@ -8824,11 +8835,11 @@
       <w:color w:val="0F4761" w:themeColor="accent1" w:themeShade="BF"/>
     </w:rPr>
   </w:style>
-  <w:style w:type="paragraph" w:styleId="Overskrift5">
+  <w:style w:type="paragraph" w:styleId="Heading5">
     <w:name w:val="heading 5"/>
     <w:basedOn w:val="Normal"/>
     <w:next w:val="Normal"/>
-    <w:link w:val="Overskrift5Tegn"/>
+    <w:link w:val="Heading5Char"/>
     <w:uiPriority w:val="9"/>
     <w:semiHidden/>
     <w:unhideWhenUsed/>
@@ -8845,11 +8856,11 @@
       <w:color w:val="0F4761" w:themeColor="accent1" w:themeShade="BF"/>
     </w:rPr>
   </w:style>
-  <w:style w:type="paragraph" w:styleId="Overskrift6">
+  <w:style w:type="paragraph" w:styleId="Heading6">
     <w:name w:val="heading 6"/>
     <w:basedOn w:val="Normal"/>
     <w:next w:val="Normal"/>
-    <w:link w:val="Overskrift6Tegn"/>
+    <w:link w:val="Heading6Char"/>
     <w:uiPriority w:val="9"/>
     <w:semiHidden/>
     <w:unhideWhenUsed/>
@@ -8868,11 +8879,11 @@
       <w:color w:val="595959" w:themeColor="text1" w:themeTint="A6"/>
     </w:rPr>
   </w:style>
-  <w:style w:type="paragraph" w:styleId="Overskrift7">
+  <w:style w:type="paragraph" w:styleId="Heading7">
     <w:name w:val="heading 7"/>
     <w:basedOn w:val="Normal"/>
     <w:next w:val="Normal"/>
-    <w:link w:val="Overskrift7Tegn"/>
+    <w:link w:val="Heading7Char"/>
     <w:uiPriority w:val="9"/>
     <w:semiHidden/>
     <w:unhideWhenUsed/>
@@ -8889,11 +8900,11 @@
       <w:color w:val="595959" w:themeColor="text1" w:themeTint="A6"/>
     </w:rPr>
   </w:style>
-  <w:style w:type="paragraph" w:styleId="Overskrift8">
+  <w:style w:type="paragraph" w:styleId="Heading8">
     <w:name w:val="heading 8"/>
     <w:basedOn w:val="Normal"/>
     <w:next w:val="Normal"/>
-    <w:link w:val="Overskrift8Tegn"/>
+    <w:link w:val="Heading8Char"/>
     <w:uiPriority w:val="9"/>
     <w:semiHidden/>
     <w:unhideWhenUsed/>
@@ -8912,11 +8923,11 @@
       <w:color w:val="272727" w:themeColor="text1" w:themeTint="D8"/>
     </w:rPr>
   </w:style>
-  <w:style w:type="paragraph" w:styleId="Overskrift9">
+  <w:style w:type="paragraph" w:styleId="Heading9">
     <w:name w:val="heading 9"/>
     <w:basedOn w:val="Normal"/>
     <w:next w:val="Normal"/>
-    <w:link w:val="Overskrift9Tegn"/>
+    <w:link w:val="Heading9Char"/>
     <w:uiPriority w:val="9"/>
     <w:semiHidden/>
     <w:unhideWhenUsed/>
@@ -8933,13 +8944,13 @@
       <w:color w:val="272727" w:themeColor="text1" w:themeTint="D8"/>
     </w:rPr>
   </w:style>
-  <w:style w:type="character" w:default="1" w:styleId="Standardskriftforavsnitt">
+  <w:style w:type="character" w:default="1" w:styleId="DefaultParagraphFont">
     <w:name w:val="Default Paragraph Font"/>
     <w:uiPriority w:val="1"/>
     <w:semiHidden/>
     <w:unhideWhenUsed/>
   </w:style>
-  <w:style w:type="table" w:default="1" w:styleId="Vanligtabell">
+  <w:style w:type="table" w:default="1" w:styleId="TableNormal">
     <w:name w:val="Normal Table"/>
     <w:uiPriority w:val="99"/>
     <w:semiHidden/>
@@ -8954,16 +8965,16 @@
       </w:tblCellMar>
     </w:tblPr>
   </w:style>
-  <w:style w:type="numbering" w:default="1" w:styleId="Ingenliste">
+  <w:style w:type="numbering" w:default="1" w:styleId="NoList">
     <w:name w:val="No List"/>
     <w:uiPriority w:val="99"/>
     <w:semiHidden/>
     <w:unhideWhenUsed/>
   </w:style>
-  <w:style w:type="character" w:customStyle="1" w:styleId="Overskrift1Tegn">
-    <w:name w:val="Overskrift 1 Tegn"/>
-    <w:basedOn w:val="Standardskriftforavsnitt"/>
-    <w:link w:val="Overskrift1"/>
+  <w:style w:type="character" w:customStyle="1" w:styleId="Heading1Char">
+    <w:name w:val="Heading 1 Char"/>
+    <w:basedOn w:val="DefaultParagraphFont"/>
+    <w:link w:val="Heading1"/>
     <w:uiPriority w:val="9"/>
     <w:rsid w:val="00164591"/>
     <w:rPr>
@@ -8973,10 +8984,10 @@
       <w:szCs w:val="40"/>
     </w:rPr>
   </w:style>
-  <w:style w:type="character" w:customStyle="1" w:styleId="Overskrift2Tegn">
-    <w:name w:val="Overskrift 2 Tegn"/>
-    <w:basedOn w:val="Standardskriftforavsnitt"/>
-    <w:link w:val="Overskrift2"/>
+  <w:style w:type="character" w:customStyle="1" w:styleId="Heading2Char">
+    <w:name w:val="Heading 2 Char"/>
+    <w:basedOn w:val="DefaultParagraphFont"/>
+    <w:link w:val="Heading2"/>
     <w:uiPriority w:val="9"/>
     <w:semiHidden/>
     <w:rsid w:val="00164591"/>
@@ -8987,10 +8998,10 @@
       <w:szCs w:val="32"/>
     </w:rPr>
   </w:style>
-  <w:style w:type="character" w:customStyle="1" w:styleId="Overskrift3Tegn">
-    <w:name w:val="Overskrift 3 Tegn"/>
-    <w:basedOn w:val="Standardskriftforavsnitt"/>
-    <w:link w:val="Overskrift3"/>
+  <w:style w:type="character" w:customStyle="1" w:styleId="Heading3Char">
+    <w:name w:val="Heading 3 Char"/>
+    <w:basedOn w:val="DefaultParagraphFont"/>
+    <w:link w:val="Heading3"/>
     <w:uiPriority w:val="9"/>
     <w:semiHidden/>
     <w:rsid w:val="00164591"/>
@@ -9001,10 +9012,10 @@
       <w:szCs w:val="28"/>
     </w:rPr>
   </w:style>
-  <w:style w:type="character" w:customStyle="1" w:styleId="Overskrift4Tegn">
-    <w:name w:val="Overskrift 4 Tegn"/>
-    <w:basedOn w:val="Standardskriftforavsnitt"/>
-    <w:link w:val="Overskrift4"/>
+  <w:style w:type="character" w:customStyle="1" w:styleId="Heading4Char">
+    <w:name w:val="Heading 4 Char"/>
+    <w:basedOn w:val="DefaultParagraphFont"/>
+    <w:link w:val="Heading4"/>
     <w:uiPriority w:val="9"/>
     <w:semiHidden/>
     <w:rsid w:val="00164591"/>
@@ -9015,10 +9026,10 @@
       <w:color w:val="0F4761" w:themeColor="accent1" w:themeShade="BF"/>
     </w:rPr>
   </w:style>
-  <w:style w:type="character" w:customStyle="1" w:styleId="Overskrift5Tegn">
-    <w:name w:val="Overskrift 5 Tegn"/>
-    <w:basedOn w:val="Standardskriftforavsnitt"/>
-    <w:link w:val="Overskrift5"/>
+  <w:style w:type="character" w:customStyle="1" w:styleId="Heading5Char">
+    <w:name w:val="Heading 5 Char"/>
+    <w:basedOn w:val="DefaultParagraphFont"/>
+    <w:link w:val="Heading5"/>
     <w:uiPriority w:val="9"/>
     <w:semiHidden/>
     <w:rsid w:val="00164591"/>
@@ -9027,10 +9038,10 @@
       <w:color w:val="0F4761" w:themeColor="accent1" w:themeShade="BF"/>
     </w:rPr>
   </w:style>
-  <w:style w:type="character" w:customStyle="1" w:styleId="Overskrift6Tegn">
-    <w:name w:val="Overskrift 6 Tegn"/>
-    <w:basedOn w:val="Standardskriftforavsnitt"/>
-    <w:link w:val="Overskrift6"/>
+  <w:style w:type="character" w:customStyle="1" w:styleId="Heading6Char">
+    <w:name w:val="Heading 6 Char"/>
+    <w:basedOn w:val="DefaultParagraphFont"/>
+    <w:link w:val="Heading6"/>
     <w:uiPriority w:val="9"/>
     <w:semiHidden/>
     <w:rsid w:val="00164591"/>
@@ -9041,10 +9052,10 @@
       <w:color w:val="595959" w:themeColor="text1" w:themeTint="A6"/>
     </w:rPr>
   </w:style>
-  <w:style w:type="character" w:customStyle="1" w:styleId="Overskrift7Tegn">
-    <w:name w:val="Overskrift 7 Tegn"/>
-    <w:basedOn w:val="Standardskriftforavsnitt"/>
-    <w:link w:val="Overskrift7"/>
+  <w:style w:type="character" w:customStyle="1" w:styleId="Heading7Char">
+    <w:name w:val="Heading 7 Char"/>
+    <w:basedOn w:val="DefaultParagraphFont"/>
+    <w:link w:val="Heading7"/>
     <w:uiPriority w:val="9"/>
     <w:semiHidden/>
     <w:rsid w:val="00164591"/>
@@ -9053,10 +9064,10 @@
       <w:color w:val="595959" w:themeColor="text1" w:themeTint="A6"/>
     </w:rPr>
   </w:style>
-  <w:style w:type="character" w:customStyle="1" w:styleId="Overskrift8Tegn">
-    <w:name w:val="Overskrift 8 Tegn"/>
-    <w:basedOn w:val="Standardskriftforavsnitt"/>
-    <w:link w:val="Overskrift8"/>
+  <w:style w:type="character" w:customStyle="1" w:styleId="Heading8Char">
+    <w:name w:val="Heading 8 Char"/>
+    <w:basedOn w:val="DefaultParagraphFont"/>
+    <w:link w:val="Heading8"/>
     <w:uiPriority w:val="9"/>
     <w:semiHidden/>
     <w:rsid w:val="00164591"/>
@@ -9067,10 +9078,10 @@
       <w:color w:val="272727" w:themeColor="text1" w:themeTint="D8"/>
     </w:rPr>
   </w:style>
-  <w:style w:type="character" w:customStyle="1" w:styleId="Overskrift9Tegn">
-    <w:name w:val="Overskrift 9 Tegn"/>
-    <w:basedOn w:val="Standardskriftforavsnitt"/>
-    <w:link w:val="Overskrift9"/>
+  <w:style w:type="character" w:customStyle="1" w:styleId="Heading9Char">
+    <w:name w:val="Heading 9 Char"/>
+    <w:basedOn w:val="DefaultParagraphFont"/>
+    <w:link w:val="Heading9"/>
     <w:uiPriority w:val="9"/>
     <w:semiHidden/>
     <w:rsid w:val="00164591"/>
@@ -9079,11 +9090,11 @@
       <w:color w:val="272727" w:themeColor="text1" w:themeTint="D8"/>
     </w:rPr>
   </w:style>
-  <w:style w:type="paragraph" w:styleId="Tittel">
+  <w:style w:type="paragraph" w:styleId="Title">
     <w:name w:val="Title"/>
     <w:basedOn w:val="Normal"/>
     <w:next w:val="Normal"/>
-    <w:link w:val="TittelTegn"/>
+    <w:link w:val="TitleChar"/>
     <w:uiPriority w:val="10"/>
     <w:qFormat/>
     <w:rsid w:val="00164591"/>
@@ -9099,10 +9110,10 @@
       <w:szCs w:val="56"/>
     </w:rPr>
   </w:style>
-  <w:style w:type="character" w:customStyle="1" w:styleId="TittelTegn">
-    <w:name w:val="Tittel Tegn"/>
-    <w:basedOn w:val="Standardskriftforavsnitt"/>
-    <w:link w:val="Tittel"/>
+  <w:style w:type="character" w:customStyle="1" w:styleId="TitleChar">
+    <w:name w:val="Title Char"/>
+    <w:basedOn w:val="DefaultParagraphFont"/>
+    <w:link w:val="Title"/>
     <w:uiPriority w:val="10"/>
     <w:rsid w:val="00164591"/>
     <w:rPr>
@@ -9113,11 +9124,11 @@
       <w:szCs w:val="56"/>
     </w:rPr>
   </w:style>
-  <w:style w:type="paragraph" w:styleId="Undertittel">
+  <w:style w:type="paragraph" w:styleId="Subtitle">
     <w:name w:val="Subtitle"/>
     <w:basedOn w:val="Normal"/>
     <w:next w:val="Normal"/>
-    <w:link w:val="UndertittelTegn"/>
+    <w:link w:val="SubtitleChar"/>
     <w:uiPriority w:val="11"/>
     <w:qFormat/>
     <w:rsid w:val="00164591"/>
@@ -9134,10 +9145,10 @@
       <w:szCs w:val="28"/>
     </w:rPr>
   </w:style>
-  <w:style w:type="character" w:customStyle="1" w:styleId="UndertittelTegn">
-    <w:name w:val="Undertittel Tegn"/>
-    <w:basedOn w:val="Standardskriftforavsnitt"/>
-    <w:link w:val="Undertittel"/>
+  <w:style w:type="character" w:customStyle="1" w:styleId="SubtitleChar">
+    <w:name w:val="Subtitle Char"/>
+    <w:basedOn w:val="DefaultParagraphFont"/>
+    <w:link w:val="Subtitle"/>
     <w:uiPriority w:val="11"/>
     <w:rsid w:val="00164591"/>
     <w:rPr>
@@ -9148,11 +9159,11 @@
       <w:szCs w:val="28"/>
     </w:rPr>
   </w:style>
-  <w:style w:type="paragraph" w:styleId="Sitat">
+  <w:style w:type="paragraph" w:styleId="Quote">
     <w:name w:val="Quote"/>
     <w:basedOn w:val="Normal"/>
     <w:next w:val="Normal"/>
-    <w:link w:val="SitatTegn"/>
+    <w:link w:val="QuoteChar"/>
     <w:uiPriority w:val="29"/>
     <w:qFormat/>
     <w:rsid w:val="00164591"/>
@@ -9166,10 +9177,10 @@
       <w:color w:val="404040" w:themeColor="text1" w:themeTint="BF"/>
     </w:rPr>
   </w:style>
-  <w:style w:type="character" w:customStyle="1" w:styleId="SitatTegn">
-    <w:name w:val="Sitat Tegn"/>
-    <w:basedOn w:val="Standardskriftforavsnitt"/>
-    <w:link w:val="Sitat"/>
+  <w:style w:type="character" w:customStyle="1" w:styleId="QuoteChar">
+    <w:name w:val="Quote Char"/>
+    <w:basedOn w:val="DefaultParagraphFont"/>
+    <w:link w:val="Quote"/>
     <w:uiPriority w:val="29"/>
     <w:rsid w:val="00164591"/>
     <w:rPr>
@@ -9178,7 +9189,7 @@
       <w:color w:val="404040" w:themeColor="text1" w:themeTint="BF"/>
     </w:rPr>
   </w:style>
-  <w:style w:type="paragraph" w:styleId="Listeavsnitt">
+  <w:style w:type="paragraph" w:styleId="ListParagraph">
     <w:name w:val="List Paragraph"/>
     <w:basedOn w:val="Normal"/>
     <w:uiPriority w:val="34"/>
@@ -9189,9 +9200,9 @@
       <w:contextualSpacing/>
     </w:pPr>
   </w:style>
-  <w:style w:type="character" w:styleId="Sterkutheving">
+  <w:style w:type="character" w:styleId="IntenseEmphasis">
     <w:name w:val="Intense Emphasis"/>
-    <w:basedOn w:val="Standardskriftforavsnitt"/>
+    <w:basedOn w:val="DefaultParagraphFont"/>
     <w:uiPriority w:val="21"/>
     <w:qFormat/>
     <w:rsid w:val="00164591"/>
@@ -9201,11 +9212,11 @@
       <w:color w:val="0F4761" w:themeColor="accent1" w:themeShade="BF"/>
     </w:rPr>
   </w:style>
-  <w:style w:type="paragraph" w:styleId="Sterktsitat">
+  <w:style w:type="paragraph" w:styleId="IntenseQuote">
     <w:name w:val="Intense Quote"/>
     <w:basedOn w:val="Normal"/>
     <w:next w:val="Normal"/>
-    <w:link w:val="SterktsitatTegn"/>
+    <w:link w:val="IntenseQuoteChar"/>
     <w:uiPriority w:val="30"/>
     <w:qFormat/>
     <w:rsid w:val="00164591"/>
@@ -9224,10 +9235,10 @@
       <w:color w:val="0F4761" w:themeColor="accent1" w:themeShade="BF"/>
     </w:rPr>
   </w:style>
-  <w:style w:type="character" w:customStyle="1" w:styleId="SterktsitatTegn">
-    <w:name w:val="Sterkt sitat Tegn"/>
-    <w:basedOn w:val="Standardskriftforavsnitt"/>
-    <w:link w:val="Sterktsitat"/>
+  <w:style w:type="character" w:customStyle="1" w:styleId="IntenseQuoteChar">
+    <w:name w:val="Intense Quote Char"/>
+    <w:basedOn w:val="DefaultParagraphFont"/>
+    <w:link w:val="IntenseQuote"/>
     <w:uiPriority w:val="30"/>
     <w:rsid w:val="00164591"/>
     <w:rPr>
@@ -9236,9 +9247,9 @@
       <w:color w:val="0F4761" w:themeColor="accent1" w:themeShade="BF"/>
     </w:rPr>
   </w:style>
-  <w:style w:type="character" w:styleId="Sterkreferanse">
+  <w:style w:type="character" w:styleId="IntenseReference">
     <w:name w:val="Intense Reference"/>
-    <w:basedOn w:val="Standardskriftforavsnitt"/>
+    <w:basedOn w:val="DefaultParagraphFont"/>
     <w:uiPriority w:val="32"/>
     <w:qFormat/>
     <w:rsid w:val="00164591"/>
@@ -9250,9 +9261,9 @@
       <w:spacing w:val="5"/>
     </w:rPr>
   </w:style>
-  <w:style w:type="table" w:styleId="Tabellrutenett">
+  <w:style w:type="table" w:styleId="TableGrid">
     <w:name w:val="Table Grid"/>
-    <w:basedOn w:val="Vanligtabell"/>
+    <w:basedOn w:val="TableNormal"/>
     <w:uiPriority w:val="39"/>
     <w:rsid w:val="0095475A"/>
     <w:pPr>

--- a/POR.docx
+++ b/POR.docx
@@ -686,7 +686,43 @@
           <w:sz w:val="28"/>
           <w:szCs w:val="28"/>
         </w:rPr>
-        <w:t>En robot arm som klare å navigere seg til predefinert områder og fylle opp glass med væske.</w:t>
+        <w:t xml:space="preserve">En robotarm som navigerer til </w:t>
+      </w:r>
+      <w:proofErr w:type="spellStart"/>
+      <w:r>
+        <w:rPr>
+          <w:rFonts w:ascii="Times New Roman" w:hAnsi="Times New Roman" w:cs="Times New Roman"/>
+          <w:sz w:val="28"/>
+          <w:szCs w:val="28"/>
+        </w:rPr>
+        <w:t>predefinerte</w:t>
+      </w:r>
+      <w:proofErr w:type="spellEnd"/>
+      <w:r>
+        <w:rPr>
+          <w:rFonts w:ascii="Times New Roman" w:hAnsi="Times New Roman" w:cs="Times New Roman"/>
+          <w:sz w:val="28"/>
+          <w:szCs w:val="28"/>
+        </w:rPr>
+        <w:t xml:space="preserve"> posisjoner og fyller glass med væske automatisk når vektsensor registrerer at de er tomme. Systemet er ferdigstilt med </w:t>
+      </w:r>
+      <w:proofErr w:type="spellStart"/>
+      <w:r>
+        <w:rPr>
+          <w:rFonts w:ascii="Times New Roman" w:hAnsi="Times New Roman" w:cs="Times New Roman"/>
+          <w:sz w:val="28"/>
+          <w:szCs w:val="28"/>
+        </w:rPr>
+        <w:t>Raspberry</w:t>
+      </w:r>
+      <w:proofErr w:type="spellEnd"/>
+      <w:r>
+        <w:rPr>
+          <w:rFonts w:ascii="Times New Roman" w:hAnsi="Times New Roman" w:cs="Times New Roman"/>
+          <w:sz w:val="28"/>
+          <w:szCs w:val="28"/>
+        </w:rPr>
+        <w:t xml:space="preserve"> Pi, egenproduserte PCB-er, 3D-printede deler, PID-regulering og invers kinematikk.</w:t>
       </w:r>
     </w:p>
     <w:p>
@@ -830,10 +866,9 @@
     </w:p>
     <w:p>
       <w:pPr>
-        <w:pStyle w:val="ListParagraph"/>
         <w:numPr>
           <w:ilvl w:val="0"/>
-          <w:numId w:val="3"/>
+          <w:numId w:val="16"/>
         </w:numPr>
         <w:rPr>
           <w:rFonts w:ascii="Times New Roman" w:hAnsi="Times New Roman" w:cs="Times New Roman"/>
@@ -862,10 +897,9 @@
     </w:p>
     <w:p>
       <w:pPr>
-        <w:pStyle w:val="ListParagraph"/>
         <w:numPr>
           <w:ilvl w:val="0"/>
-          <w:numId w:val="3"/>
+          <w:numId w:val="16"/>
         </w:numPr>
         <w:rPr>
           <w:rFonts w:ascii="Times New Roman" w:hAnsi="Times New Roman" w:cs="Times New Roman"/>
@@ -879,7 +913,7 @@
           <w:sz w:val="28"/>
           <w:szCs w:val="28"/>
         </w:rPr>
-        <w:t>Alle sensorene i armen jobber sammen for å en «</w:t>
+        <w:t xml:space="preserve">Armen beveger seg med jevn </w:t>
       </w:r>
       <w:proofErr w:type="spellStart"/>
       <w:r>
@@ -888,7 +922,7 @@
           <w:sz w:val="28"/>
           <w:szCs w:val="28"/>
         </w:rPr>
-        <w:t>smooth</w:t>
+        <w:t>smoothstep</w:t>
       </w:r>
       <w:proofErr w:type="spellEnd"/>
       <w:r>
@@ -897,15 +931,14 @@
           <w:sz w:val="28"/>
           <w:szCs w:val="28"/>
         </w:rPr>
-        <w:t>» bevegelse</w:t>
-      </w:r>
-    </w:p>
-    <w:p>
-      <w:pPr>
-        <w:pStyle w:val="ListParagraph"/>
+        <w:t>-interpolasjon mellom posisjoner</w:t>
+      </w:r>
+    </w:p>
+    <w:p>
+      <w:pPr>
         <w:numPr>
           <w:ilvl w:val="0"/>
-          <w:numId w:val="3"/>
+          <w:numId w:val="16"/>
         </w:numPr>
         <w:rPr>
           <w:rFonts w:ascii="Times New Roman" w:hAnsi="Times New Roman" w:cs="Times New Roman"/>
@@ -919,15 +952,14 @@
           <w:sz w:val="28"/>
           <w:szCs w:val="28"/>
         </w:rPr>
-        <w:t>En pumpe skal klare å gi en spesifikk mengde med væske</w:t>
-      </w:r>
-    </w:p>
-    <w:p>
-      <w:pPr>
-        <w:pStyle w:val="ListParagraph"/>
+        <w:t>Pumpen gir en spesifikk mengde væske styrt av PID-regulator</w:t>
+      </w:r>
+    </w:p>
+    <w:p>
+      <w:pPr>
         <w:numPr>
           <w:ilvl w:val="0"/>
-          <w:numId w:val="3"/>
+          <w:numId w:val="16"/>
         </w:numPr>
         <w:rPr>
           <w:rFonts w:ascii="Times New Roman" w:hAnsi="Times New Roman" w:cs="Times New Roman"/>
@@ -941,7 +973,7 @@
           <w:sz w:val="28"/>
           <w:szCs w:val="28"/>
         </w:rPr>
-        <w:t>Denne systemet skal vite når et glass trenger mer væske</w:t>
+        <w:t>Systemet registrerer automatisk når et glass er under terskelverdi via tre HX711-lastceller og starter fylleprosessen</w:t>
       </w:r>
     </w:p>
     <w:p>
@@ -976,10 +1008,9 @@
     </w:p>
     <w:p>
       <w:pPr>
-        <w:pStyle w:val="ListParagraph"/>
         <w:numPr>
           <w:ilvl w:val="0"/>
-          <w:numId w:val="4"/>
+          <w:numId w:val="17"/>
         </w:numPr>
         <w:rPr>
           <w:rFonts w:ascii="Times New Roman" w:hAnsi="Times New Roman" w:cs="Times New Roman"/>
@@ -993,7 +1024,25 @@
           <w:sz w:val="28"/>
           <w:szCs w:val="28"/>
         </w:rPr>
-        <w:t>Armen har et kamera for å hjelpe å øke presisjon til glasset</w:t>
+        <w:t xml:space="preserve">Armen har et kamera for å hjelpe å øke presisjon til glasset (ikke </w:t>
+      </w:r>
+      <w:proofErr w:type="gramStart"/>
+      <w:r>
+        <w:rPr>
+          <w:rFonts w:ascii="Times New Roman" w:hAnsi="Times New Roman" w:cs="Times New Roman"/>
+          <w:sz w:val="28"/>
+          <w:szCs w:val="28"/>
+        </w:rPr>
+        <w:t>implementert</w:t>
+      </w:r>
+      <w:proofErr w:type="gramEnd"/>
+      <w:r>
+        <w:rPr>
+          <w:rFonts w:ascii="Times New Roman" w:hAnsi="Times New Roman" w:cs="Times New Roman"/>
+          <w:sz w:val="28"/>
+          <w:szCs w:val="28"/>
+        </w:rPr>
+        <w:t xml:space="preserve"> – posisjonering løst med forhåndslagrede koordinater og invers kinematikk)</w:t>
       </w:r>
     </w:p>
     <w:p>
@@ -1113,7 +1162,6 @@
           <w:sz w:val="28"/>
           <w:szCs w:val="28"/>
         </w:rPr>
-        <w:lastRenderedPageBreak/>
         <w:t>Foreslått løsning:</w:t>
       </w:r>
     </w:p>
@@ -1133,10 +1181,10 @@
           <w:szCs w:val="28"/>
         </w:rPr>
         <w:drawing>
-          <wp:inline distT="0" distB="0" distL="0" distR="0" wp14:anchorId="515C5482" wp14:editId="24818340">
-            <wp:extent cx="5417820" cy="2293620"/>
+          <wp:inline distT="0" distB="0" distL="0" distR="0" wp14:anchorId="39FB206D" wp14:editId="1517C20F">
+            <wp:extent cx="5760720" cy="1925955"/>
             <wp:effectExtent l="0" t="0" r="0" b="0"/>
-            <wp:docPr id="955534635" name="Bilde 8"/>
+            <wp:docPr id="1848535022" name="Graphic 1"/>
             <wp:cNvGraphicFramePr>
               <a:graphicFrameLocks xmlns:a="http://schemas.openxmlformats.org/drawingml/2006/main" noChangeAspect="1"/>
             </wp:cNvGraphicFramePr>
@@ -1144,36 +1192,29 @@
               <a:graphicData uri="http://schemas.openxmlformats.org/drawingml/2006/picture">
                 <pic:pic xmlns:pic="http://schemas.openxmlformats.org/drawingml/2006/picture">
                   <pic:nvPicPr>
-                    <pic:cNvPr id="955534635" name="Bilde 8"/>
-                    <pic:cNvPicPr>
-                      <a:picLocks noChangeAspect="1" noChangeArrowheads="1"/>
-                    </pic:cNvPicPr>
+                    <pic:cNvPr id="1848535022" name=""/>
+                    <pic:cNvPicPr/>
                   </pic:nvPicPr>
                   <pic:blipFill>
                     <a:blip r:embed="rId5">
                       <a:extLst>
-                        <a:ext uri="{28A0092B-C50C-407E-A947-70E740481C1C}">
-                          <a14:useLocalDpi xmlns:a14="http://schemas.microsoft.com/office/drawing/2010/main" val="0"/>
+                        <a:ext uri="{96DAC541-7B7A-43D3-8B79-37D633B846F1}">
+                          <asvg:svgBlip xmlns:asvg="http://schemas.microsoft.com/office/drawing/2016/SVG/main" r:embed="rId6"/>
                         </a:ext>
                       </a:extLst>
                     </a:blip>
-                    <a:srcRect/>
                     <a:stretch>
                       <a:fillRect/>
                     </a:stretch>
                   </pic:blipFill>
-                  <pic:spPr bwMode="auto">
+                  <pic:spPr>
                     <a:xfrm>
                       <a:off x="0" y="0"/>
-                      <a:ext cx="5417820" cy="2293620"/>
+                      <a:ext cx="5760720" cy="1925955"/>
                     </a:xfrm>
                     <a:prstGeom prst="rect">
                       <a:avLst/>
                     </a:prstGeom>
-                    <a:noFill/>
-                    <a:ln>
-                      <a:noFill/>
-                    </a:ln>
                   </pic:spPr>
                 </pic:pic>
               </a:graphicData>
@@ -1251,7 +1292,7 @@
                     </pic:cNvPicPr>
                   </pic:nvPicPr>
                   <pic:blipFill>
-                    <a:blip r:embed="rId6">
+                    <a:blip r:embed="rId7">
                       <a:extLst>
                         <a:ext uri="{28A0092B-C50C-407E-A947-70E740481C1C}">
                           <a14:useLocalDpi xmlns:a14="http://schemas.microsoft.com/office/drawing/2010/main" val="0"/>
@@ -1337,7 +1378,7 @@
                     </pic:cNvPicPr>
                   </pic:nvPicPr>
                   <pic:blipFill>
-                    <a:blip r:embed="rId7" cstate="print">
+                    <a:blip r:embed="rId8" cstate="print">
                       <a:extLst>
                         <a:ext uri="{28A0092B-C50C-407E-A947-70E740481C1C}">
                           <a14:useLocalDpi xmlns:a14="http://schemas.microsoft.com/office/drawing/2010/main" val="0"/>
@@ -1431,7 +1472,7 @@
                     <pic:cNvPicPr/>
                   </pic:nvPicPr>
                   <pic:blipFill>
-                    <a:blip r:embed="rId8"/>
+                    <a:blip r:embed="rId9"/>
                     <a:stretch>
                       <a:fillRect/>
                     </a:stretch>
@@ -1979,31 +2020,31 @@
                 <w:szCs w:val="28"/>
               </w:rPr>
             </w:pPr>
-            <w:proofErr w:type="spellStart"/>
             <w:r>
               <w:rPr>
                 <w:rFonts w:ascii="Times New Roman" w:hAnsi="Times New Roman" w:cs="Times New Roman"/>
                 <w:sz w:val="28"/>
                 <w:szCs w:val="28"/>
               </w:rPr>
-              <w:t>Opamp</w:t>
-            </w:r>
-            <w:proofErr w:type="spellEnd"/>
+              <w:t>24-bit ADC for lastceller; bit-</w:t>
+            </w:r>
+            <w:proofErr w:type="spellStart"/>
             <w:r>
               <w:rPr>
                 <w:rFonts w:ascii="Times New Roman" w:hAnsi="Times New Roman" w:cs="Times New Roman"/>
                 <w:sz w:val="28"/>
                 <w:szCs w:val="28"/>
               </w:rPr>
-              <w:t xml:space="preserve"> </w:t>
-            </w:r>
+              <w:t>banging</w:t>
+            </w:r>
+            <w:proofErr w:type="spellEnd"/>
             <w:r>
               <w:rPr>
                 <w:rFonts w:ascii="Times New Roman" w:hAnsi="Times New Roman" w:cs="Times New Roman"/>
                 <w:sz w:val="28"/>
                 <w:szCs w:val="28"/>
               </w:rPr>
-              <w:t xml:space="preserve">sender info i bit fra </w:t>
+              <w:t xml:space="preserve">-protokoll via </w:t>
             </w:r>
             <w:proofErr w:type="spellStart"/>
             <w:r>
@@ -2012,7 +2053,7 @@
                 <w:sz w:val="28"/>
                 <w:szCs w:val="28"/>
               </w:rPr>
-              <w:t>loadcell</w:t>
+              <w:t>RPi</w:t>
             </w:r>
             <w:proofErr w:type="spellEnd"/>
             <w:r>
@@ -2021,7 +2062,25 @@
                 <w:sz w:val="28"/>
                 <w:szCs w:val="28"/>
               </w:rPr>
-              <w:t xml:space="preserve"> til RPI</w:t>
+              <w:t xml:space="preserve"> GPIO. Tre </w:t>
+            </w:r>
+            <w:proofErr w:type="spellStart"/>
+            <w:r>
+              <w:rPr>
+                <w:rFonts w:ascii="Times New Roman" w:hAnsi="Times New Roman" w:cs="Times New Roman"/>
+                <w:sz w:val="28"/>
+                <w:szCs w:val="28"/>
+              </w:rPr>
+              <w:t>chipper</w:t>
+            </w:r>
+            <w:proofErr w:type="spellEnd"/>
+            <w:r>
+              <w:rPr>
+                <w:rFonts w:ascii="Times New Roman" w:hAnsi="Times New Roman" w:cs="Times New Roman"/>
+                <w:sz w:val="28"/>
+                <w:szCs w:val="28"/>
+              </w:rPr>
+              <w:t xml:space="preserve"> brukt, én per lastcelle.</w:t>
             </w:r>
           </w:p>
         </w:tc>
@@ -2206,7 +2265,7 @@
                 <w:sz w:val="28"/>
                 <w:szCs w:val="28"/>
               </w:rPr>
-              <w:t>En chip som regulere pumpe med PWM (Kjøpes som en ekstern PCB)</w:t>
+              <w:t>Ekstern H-bro-modul for pumpestyring med PWM (L298N kjøpt ferdig)</w:t>
             </w:r>
           </w:p>
         </w:tc>
@@ -4108,19 +4167,74 @@
           <w:ilvl w:val="0"/>
           <w:numId w:val="10"/>
         </w:numPr>
-        <w:rPr>
-          <w:rFonts w:ascii="Times New Roman" w:hAnsi="Times New Roman" w:cs="Times New Roman"/>
-          <w:sz w:val="28"/>
-          <w:szCs w:val="28"/>
-        </w:rPr>
-      </w:pPr>
-      <w:r>
-        <w:rPr>
-          <w:rFonts w:ascii="Times New Roman" w:hAnsi="Times New Roman" w:cs="Times New Roman"/>
-          <w:sz w:val="28"/>
-          <w:szCs w:val="28"/>
-        </w:rPr>
-        <w:t>Servo har ikke nok dreiemoment</w:t>
+        <w:spacing w:line="276" w:lineRule="auto"/>
+        <w:rPr>
+          <w:rFonts w:ascii="Times New Roman" w:hAnsi="Times New Roman" w:cs="Times New Roman"/>
+          <w:sz w:val="28"/>
+          <w:szCs w:val="28"/>
+        </w:rPr>
+      </w:pPr>
+      <w:r>
+        <w:rPr>
+          <w:rFonts w:ascii="Times New Roman" w:hAnsi="Times New Roman" w:cs="Times New Roman"/>
+          <w:sz w:val="28"/>
+          <w:szCs w:val="28"/>
+        </w:rPr>
+        <w:t xml:space="preserve">Servo har ikke nok dreiemoment – </w:t>
+      </w:r>
+      <w:proofErr w:type="spellStart"/>
+      <w:r>
+        <w:rPr>
+          <w:rFonts w:ascii="Times New Roman" w:hAnsi="Times New Roman" w:cs="Times New Roman"/>
+          <w:sz w:val="28"/>
+          <w:szCs w:val="28"/>
+        </w:rPr>
+        <w:t>skuldersevo</w:t>
+      </w:r>
+      <w:proofErr w:type="spellEnd"/>
+      <w:r>
+        <w:rPr>
+          <w:rFonts w:ascii="Times New Roman" w:hAnsi="Times New Roman" w:cs="Times New Roman"/>
+          <w:sz w:val="28"/>
+          <w:szCs w:val="28"/>
+        </w:rPr>
+        <w:t xml:space="preserve"> med </w:t>
+      </w:r>
+      <w:proofErr w:type="spellStart"/>
+      <w:r>
+        <w:rPr>
+          <w:rFonts w:ascii="Times New Roman" w:hAnsi="Times New Roman" w:cs="Times New Roman"/>
+          <w:sz w:val="28"/>
+          <w:szCs w:val="28"/>
+        </w:rPr>
+        <w:t>plastgir</w:t>
+      </w:r>
+      <w:proofErr w:type="spellEnd"/>
+      <w:r>
+        <w:rPr>
+          <w:rFonts w:ascii="Times New Roman" w:hAnsi="Times New Roman" w:cs="Times New Roman"/>
+          <w:sz w:val="28"/>
+          <w:szCs w:val="28"/>
+        </w:rPr>
+        <w:t xml:space="preserve"> sviktet under høy belastning; løst ved bytte til </w:t>
+      </w:r>
+      <w:proofErr w:type="spellStart"/>
+      <w:r>
+        <w:rPr>
+          <w:rFonts w:ascii="Times New Roman" w:hAnsi="Times New Roman" w:cs="Times New Roman"/>
+          <w:sz w:val="28"/>
+          <w:szCs w:val="28"/>
+        </w:rPr>
+        <w:t>metallgir</w:t>
+      </w:r>
+      <w:proofErr w:type="spellEnd"/>
+      <w:r>
+        <w:rPr>
+          <w:rFonts w:ascii="Times New Roman" w:hAnsi="Times New Roman" w:cs="Times New Roman"/>
+          <w:sz w:val="28"/>
+          <w:szCs w:val="28"/>
+        </w:rPr>
+        <w:t>-servo</w:t>
       </w:r>
     </w:p>
     <w:p>
@@ -4130,19 +4244,21 @@
           <w:ilvl w:val="0"/>
           <w:numId w:val="10"/>
         </w:numPr>
-        <w:rPr>
-          <w:rFonts w:ascii="Times New Roman" w:hAnsi="Times New Roman" w:cs="Times New Roman"/>
-          <w:sz w:val="28"/>
-          <w:szCs w:val="28"/>
-        </w:rPr>
-      </w:pPr>
-      <w:r>
-        <w:rPr>
-          <w:rFonts w:ascii="Times New Roman" w:hAnsi="Times New Roman" w:cs="Times New Roman"/>
-          <w:sz w:val="28"/>
-          <w:szCs w:val="28"/>
-        </w:rPr>
-        <w:t>Pumpe er ikke kraftig nok</w:t>
+        <w:spacing w:line="276" w:lineRule="auto"/>
+        <w:rPr>
+          <w:rFonts w:ascii="Times New Roman" w:hAnsi="Times New Roman" w:cs="Times New Roman"/>
+          <w:sz w:val="28"/>
+          <w:szCs w:val="28"/>
+        </w:rPr>
+      </w:pPr>
+      <w:r>
+        <w:rPr>
+          <w:rFonts w:ascii="Times New Roman" w:hAnsi="Times New Roman" w:cs="Times New Roman"/>
+          <w:sz w:val="28"/>
+          <w:szCs w:val="28"/>
+        </w:rPr>
+        <w:lastRenderedPageBreak/>
+        <w:t>Pumpe er ikke kraftig nok – ikke et problem i praksis; pumpen leverte tilstrekkelig mengde</w:t>
       </w:r>
     </w:p>
     <w:p>
@@ -4152,6 +4268,7 @@
           <w:ilvl w:val="0"/>
           <w:numId w:val="10"/>
         </w:numPr>
+        <w:spacing w:line="276" w:lineRule="auto"/>
         <w:rPr>
           <w:rFonts w:ascii="Times New Roman" w:hAnsi="Times New Roman" w:cs="Times New Roman"/>
           <w:sz w:val="28"/>
@@ -4174,42 +4291,56 @@
           <w:ilvl w:val="0"/>
           <w:numId w:val="10"/>
         </w:numPr>
-        <w:rPr>
-          <w:rFonts w:ascii="Times New Roman" w:hAnsi="Times New Roman" w:cs="Times New Roman"/>
-          <w:sz w:val="28"/>
-          <w:szCs w:val="28"/>
-        </w:rPr>
-      </w:pPr>
-      <w:r>
-        <w:rPr>
-          <w:rFonts w:ascii="Times New Roman" w:hAnsi="Times New Roman" w:cs="Times New Roman"/>
-          <w:sz w:val="28"/>
-          <w:szCs w:val="28"/>
-        </w:rPr>
-        <w:t>Ikke nok amper</w:t>
-      </w:r>
-    </w:p>
-    <w:p>
-      <w:pPr>
-        <w:pStyle w:val="ListParagraph"/>
-        <w:numPr>
-          <w:ilvl w:val="0"/>
-          <w:numId w:val="10"/>
-        </w:numPr>
-        <w:rPr>
-          <w:rFonts w:ascii="Times New Roman" w:hAnsi="Times New Roman" w:cs="Times New Roman"/>
-          <w:sz w:val="28"/>
-          <w:szCs w:val="28"/>
-        </w:rPr>
-      </w:pPr>
-      <w:r>
-        <w:rPr>
-          <w:rFonts w:ascii="Times New Roman" w:hAnsi="Times New Roman" w:cs="Times New Roman"/>
-          <w:sz w:val="28"/>
-          <w:szCs w:val="28"/>
-        </w:rPr>
-        <w:lastRenderedPageBreak/>
-        <w:t>.</w:t>
+        <w:spacing w:line="276" w:lineRule="auto"/>
+        <w:rPr>
+          <w:rFonts w:ascii="Times New Roman" w:hAnsi="Times New Roman" w:cs="Times New Roman"/>
+          <w:sz w:val="28"/>
+          <w:szCs w:val="28"/>
+        </w:rPr>
+      </w:pPr>
+      <w:r>
+        <w:rPr>
+          <w:rFonts w:ascii="Times New Roman" w:hAnsi="Times New Roman" w:cs="Times New Roman"/>
+          <w:sz w:val="28"/>
+          <w:szCs w:val="28"/>
+        </w:rPr>
+        <w:t xml:space="preserve">Ikke nok amper – </w:t>
+      </w:r>
+      <w:proofErr w:type="spellStart"/>
+      <w:r>
+        <w:rPr>
+          <w:rFonts w:ascii="Times New Roman" w:hAnsi="Times New Roman" w:cs="Times New Roman"/>
+          <w:sz w:val="28"/>
+          <w:szCs w:val="28"/>
+        </w:rPr>
+        <w:t>brownout</w:t>
+      </w:r>
+      <w:proofErr w:type="spellEnd"/>
+      <w:r>
+        <w:rPr>
+          <w:rFonts w:ascii="Times New Roman" w:hAnsi="Times New Roman" w:cs="Times New Roman"/>
+          <w:sz w:val="28"/>
+          <w:szCs w:val="28"/>
+        </w:rPr>
+        <w:t xml:space="preserve"> inntraff på </w:t>
+      </w:r>
+      <w:proofErr w:type="spellStart"/>
+      <w:r>
+        <w:rPr>
+          <w:rFonts w:ascii="Times New Roman" w:hAnsi="Times New Roman" w:cs="Times New Roman"/>
+          <w:sz w:val="28"/>
+          <w:szCs w:val="28"/>
+        </w:rPr>
+        <w:t>RPi</w:t>
+      </w:r>
+      <w:proofErr w:type="spellEnd"/>
+      <w:r>
+        <w:rPr>
+          <w:rFonts w:ascii="Times New Roman" w:hAnsi="Times New Roman" w:cs="Times New Roman"/>
+          <w:sz w:val="28"/>
+          <w:szCs w:val="28"/>
+        </w:rPr>
+        <w:t xml:space="preserve"> ved høy belastning; løst ved kraftigere kabler direkte fra PSU til hoved-PCB</w:t>
       </w:r>
     </w:p>
     <w:p>
@@ -4249,6 +4380,7 @@
           <w:ilvl w:val="0"/>
           <w:numId w:val="9"/>
         </w:numPr>
+        <w:spacing w:line="276" w:lineRule="auto"/>
         <w:rPr>
           <w:rFonts w:ascii="Times New Roman" w:hAnsi="Times New Roman" w:cs="Times New Roman"/>
           <w:sz w:val="28"/>
@@ -4289,51 +4421,20 @@
           <w:ilvl w:val="0"/>
           <w:numId w:val="9"/>
         </w:numPr>
-        <w:rPr>
-          <w:rFonts w:ascii="Times New Roman" w:hAnsi="Times New Roman" w:cs="Times New Roman"/>
-          <w:sz w:val="28"/>
-          <w:szCs w:val="28"/>
-        </w:rPr>
-      </w:pPr>
-      <w:r>
-        <w:rPr>
-          <w:rFonts w:ascii="Times New Roman" w:hAnsi="Times New Roman" w:cs="Times New Roman"/>
-          <w:sz w:val="28"/>
-          <w:szCs w:val="28"/>
-        </w:rPr>
-        <w:t>Dobbel sjekk og teste forskjellige pumper (bare hvis vi finn e-</w:t>
-      </w:r>
-      <w:r>
-        <w:rPr>
-          <w:rFonts w:ascii="Times New Roman" w:hAnsi="Times New Roman" w:cs="Times New Roman"/>
-          <w:sz w:val="28"/>
-          <w:szCs w:val="28"/>
-        </w:rPr>
-        <w:t>avfall</w:t>
-      </w:r>
-      <w:r>
-        <w:rPr>
-          <w:rFonts w:ascii="Times New Roman" w:hAnsi="Times New Roman" w:cs="Times New Roman"/>
-          <w:sz w:val="28"/>
-          <w:szCs w:val="28"/>
-        </w:rPr>
-        <w:t xml:space="preserve"> </w:t>
-      </w:r>
-      <w:r>
-        <w:rPr>
-          <w:rFonts w:ascii="Times New Roman" w:hAnsi="Times New Roman" w:cs="Times New Roman"/>
-          <w:sz w:val="28"/>
-          <w:szCs w:val="28"/>
-        </w:rPr>
-        <w:t>av</w:t>
-      </w:r>
-      <w:r>
-        <w:rPr>
-          <w:rFonts w:ascii="Times New Roman" w:hAnsi="Times New Roman" w:cs="Times New Roman"/>
-          <w:sz w:val="28"/>
-          <w:szCs w:val="28"/>
-        </w:rPr>
-        <w:t xml:space="preserve"> pumper)</w:t>
+        <w:spacing w:line="276" w:lineRule="auto"/>
+        <w:rPr>
+          <w:rFonts w:ascii="Times New Roman" w:hAnsi="Times New Roman" w:cs="Times New Roman"/>
+          <w:sz w:val="28"/>
+          <w:szCs w:val="28"/>
+        </w:rPr>
+      </w:pPr>
+      <w:r>
+        <w:rPr>
+          <w:rFonts w:ascii="Times New Roman" w:hAnsi="Times New Roman" w:cs="Times New Roman"/>
+          <w:sz w:val="28"/>
+          <w:szCs w:val="28"/>
+        </w:rPr>
+        <w:t>Dobbel sjekk og teste forskjellige pumper (bare hvis vi finn e-avfall av pumper)</w:t>
       </w:r>
     </w:p>
     <w:p>
@@ -4343,59 +4444,20 @@
           <w:ilvl w:val="0"/>
           <w:numId w:val="9"/>
         </w:numPr>
-        <w:rPr>
-          <w:rFonts w:ascii="Times New Roman" w:hAnsi="Times New Roman" w:cs="Times New Roman"/>
-          <w:sz w:val="28"/>
-          <w:szCs w:val="28"/>
-        </w:rPr>
-      </w:pPr>
-      <w:r>
-        <w:rPr>
-          <w:rFonts w:ascii="Times New Roman" w:hAnsi="Times New Roman" w:cs="Times New Roman"/>
-          <w:sz w:val="28"/>
-          <w:szCs w:val="28"/>
-        </w:rPr>
-        <w:t>Prøv å finne e-</w:t>
-      </w:r>
-      <w:r>
-        <w:rPr>
-          <w:rFonts w:ascii="Times New Roman" w:hAnsi="Times New Roman" w:cs="Times New Roman"/>
-          <w:sz w:val="28"/>
-          <w:szCs w:val="28"/>
-        </w:rPr>
-        <w:t>avfall</w:t>
-      </w:r>
-      <w:r>
-        <w:rPr>
-          <w:rFonts w:ascii="Times New Roman" w:hAnsi="Times New Roman" w:cs="Times New Roman"/>
-          <w:sz w:val="28"/>
-          <w:szCs w:val="28"/>
-        </w:rPr>
-        <w:t xml:space="preserve"> som kan bli </w:t>
-      </w:r>
-      <w:r>
-        <w:rPr>
-          <w:rFonts w:ascii="Times New Roman" w:hAnsi="Times New Roman" w:cs="Times New Roman"/>
-          <w:sz w:val="28"/>
-          <w:szCs w:val="28"/>
-        </w:rPr>
-        <w:t>brukt til</w:t>
-      </w:r>
-      <w:r>
-        <w:rPr>
-          <w:rFonts w:ascii="Times New Roman" w:hAnsi="Times New Roman" w:cs="Times New Roman"/>
-          <w:sz w:val="28"/>
-          <w:szCs w:val="28"/>
-        </w:rPr>
-        <w:t xml:space="preserve"> prosjekte</w:t>
-      </w:r>
-      <w:r>
-        <w:rPr>
-          <w:rFonts w:ascii="Times New Roman" w:hAnsi="Times New Roman" w:cs="Times New Roman"/>
-          <w:sz w:val="28"/>
-          <w:szCs w:val="28"/>
-        </w:rPr>
-        <w:t>t</w:t>
+        <w:spacing w:line="276" w:lineRule="auto"/>
+        <w:rPr>
+          <w:rFonts w:ascii="Times New Roman" w:hAnsi="Times New Roman" w:cs="Times New Roman"/>
+          <w:sz w:val="28"/>
+          <w:szCs w:val="28"/>
+        </w:rPr>
+      </w:pPr>
+      <w:r>
+        <w:rPr>
+          <w:rFonts w:ascii="Times New Roman" w:hAnsi="Times New Roman" w:cs="Times New Roman"/>
+          <w:sz w:val="28"/>
+          <w:szCs w:val="28"/>
+        </w:rPr>
+        <w:t>Prøv å finne e-avfall som kan bli brukt til prosjektet</w:t>
       </w:r>
     </w:p>
     <w:p>
@@ -4405,41 +4467,38 @@
           <w:ilvl w:val="0"/>
           <w:numId w:val="9"/>
         </w:numPr>
-        <w:rPr>
-          <w:rFonts w:ascii="Times New Roman" w:hAnsi="Times New Roman" w:cs="Times New Roman"/>
-          <w:sz w:val="28"/>
-          <w:szCs w:val="28"/>
-        </w:rPr>
-      </w:pPr>
-      <w:r>
-        <w:rPr>
-          <w:rFonts w:ascii="Times New Roman" w:hAnsi="Times New Roman" w:cs="Times New Roman"/>
-          <w:sz w:val="28"/>
-          <w:szCs w:val="28"/>
-        </w:rPr>
-        <w:t>En PSU med nok amper</w:t>
-      </w:r>
-    </w:p>
-    <w:p>
-      <w:pPr>
-        <w:pStyle w:val="ListParagraph"/>
-        <w:numPr>
-          <w:ilvl w:val="0"/>
-          <w:numId w:val="9"/>
-        </w:numPr>
-        <w:rPr>
-          <w:rFonts w:ascii="Times New Roman" w:hAnsi="Times New Roman" w:cs="Times New Roman"/>
-          <w:sz w:val="28"/>
-          <w:szCs w:val="28"/>
-        </w:rPr>
-      </w:pPr>
-      <w:r>
-        <w:rPr>
-          <w:rFonts w:ascii="Times New Roman" w:hAnsi="Times New Roman" w:cs="Times New Roman"/>
-          <w:sz w:val="28"/>
-          <w:szCs w:val="28"/>
-        </w:rPr>
-        <w:t>.</w:t>
+        <w:spacing w:line="276" w:lineRule="auto"/>
+        <w:rPr>
+          <w:rFonts w:ascii="Times New Roman" w:hAnsi="Times New Roman" w:cs="Times New Roman"/>
+          <w:sz w:val="28"/>
+          <w:szCs w:val="28"/>
+        </w:rPr>
+      </w:pPr>
+      <w:r>
+        <w:rPr>
+          <w:rFonts w:ascii="Times New Roman" w:hAnsi="Times New Roman" w:cs="Times New Roman"/>
+          <w:sz w:val="28"/>
+          <w:szCs w:val="28"/>
+        </w:rPr>
+        <w:t xml:space="preserve">En PSU med nok amper – PSU brukt, men tynne kabler forårsaket </w:t>
+      </w:r>
+      <w:proofErr w:type="spellStart"/>
+      <w:r>
+        <w:rPr>
+          <w:rFonts w:ascii="Times New Roman" w:hAnsi="Times New Roman" w:cs="Times New Roman"/>
+          <w:sz w:val="28"/>
+          <w:szCs w:val="28"/>
+        </w:rPr>
+        <w:t>brownout</w:t>
+      </w:r>
+      <w:proofErr w:type="spellEnd"/>
+      <w:r>
+        <w:rPr>
+          <w:rFonts w:ascii="Times New Roman" w:hAnsi="Times New Roman" w:cs="Times New Roman"/>
+          <w:sz w:val="28"/>
+          <w:szCs w:val="28"/>
+        </w:rPr>
+        <w:t>; byttes til kraftigere kabler</w:t>
       </w:r>
     </w:p>
     <w:p>
@@ -4527,7 +4586,7 @@
           <w:sz w:val="28"/>
           <w:szCs w:val="28"/>
         </w:rPr>
-        <w:t>-versjon av systemet (TODO):</w:t>
+        <w:t>-versjon av systemet:</w:t>
       </w:r>
     </w:p>
     <w:p>
@@ -4966,6 +5025,7 @@
           <w:sz w:val="28"/>
           <w:szCs w:val="28"/>
         </w:rPr>
+        <w:lastRenderedPageBreak/>
         <w:t>Kjør pumpen i korte pulser</w:t>
       </w:r>
     </w:p>
@@ -5058,7 +5118,6 @@
           <w:sz w:val="28"/>
           <w:szCs w:val="28"/>
         </w:rPr>
-        <w:lastRenderedPageBreak/>
         <w:t>Les vekt</w:t>
       </w:r>
       <w:r>
@@ -5147,27 +5206,20 @@
           <w:ilvl w:val="0"/>
           <w:numId w:val="5"/>
         </w:numPr>
-        <w:rPr>
-          <w:rFonts w:ascii="Times New Roman" w:hAnsi="Times New Roman" w:cs="Times New Roman"/>
-          <w:sz w:val="28"/>
-          <w:szCs w:val="28"/>
-        </w:rPr>
-      </w:pPr>
-      <w:r>
-        <w:rPr>
-          <w:rFonts w:ascii="Times New Roman" w:hAnsi="Times New Roman" w:cs="Times New Roman"/>
-          <w:sz w:val="28"/>
-          <w:szCs w:val="28"/>
-        </w:rPr>
-        <w:t>Koble servo motorene til PCA9685</w:t>
-      </w:r>
-      <w:r>
-        <w:rPr>
-          <w:rFonts w:ascii="Times New Roman" w:hAnsi="Times New Roman" w:cs="Times New Roman"/>
-          <w:sz w:val="28"/>
-          <w:szCs w:val="28"/>
-        </w:rPr>
-        <w:t xml:space="preserve"> og se hvis den kommunisere med RPI</w:t>
+        <w:spacing w:line="276" w:lineRule="auto"/>
+        <w:rPr>
+          <w:rFonts w:ascii="Times New Roman" w:hAnsi="Times New Roman" w:cs="Times New Roman"/>
+          <w:sz w:val="28"/>
+          <w:szCs w:val="28"/>
+        </w:rPr>
+      </w:pPr>
+      <w:r>
+        <w:rPr>
+          <w:rFonts w:ascii="Times New Roman" w:hAnsi="Times New Roman" w:cs="Times New Roman"/>
+          <w:sz w:val="28"/>
+          <w:szCs w:val="28"/>
+        </w:rPr>
+        <w:t>Koble servo motorene til PCA9685 og se hvis den kommunisere med RPI</w:t>
       </w:r>
     </w:p>
     <w:p>
@@ -5177,35 +5229,20 @@
           <w:ilvl w:val="0"/>
           <w:numId w:val="5"/>
         </w:numPr>
-        <w:rPr>
-          <w:rFonts w:ascii="Times New Roman" w:hAnsi="Times New Roman" w:cs="Times New Roman"/>
-          <w:sz w:val="28"/>
-          <w:szCs w:val="28"/>
-        </w:rPr>
-      </w:pPr>
-      <w:r>
-        <w:rPr>
-          <w:rFonts w:ascii="Times New Roman" w:hAnsi="Times New Roman" w:cs="Times New Roman"/>
-          <w:sz w:val="28"/>
-          <w:szCs w:val="28"/>
-        </w:rPr>
-        <w:t>Koble opp TC1508 og se hvis de</w:t>
-      </w:r>
-      <w:r>
-        <w:rPr>
-          <w:rFonts w:ascii="Times New Roman" w:hAnsi="Times New Roman" w:cs="Times New Roman"/>
-          <w:sz w:val="28"/>
-          <w:szCs w:val="28"/>
-        </w:rPr>
-        <w:t>n</w:t>
-      </w:r>
-      <w:r>
-        <w:rPr>
-          <w:rFonts w:ascii="Times New Roman" w:hAnsi="Times New Roman" w:cs="Times New Roman"/>
-          <w:sz w:val="28"/>
-          <w:szCs w:val="28"/>
-        </w:rPr>
-        <w:t xml:space="preserve"> kommuniserer med RPI</w:t>
+        <w:spacing w:line="276" w:lineRule="auto"/>
+        <w:rPr>
+          <w:rFonts w:ascii="Times New Roman" w:hAnsi="Times New Roman" w:cs="Times New Roman"/>
+          <w:sz w:val="28"/>
+          <w:szCs w:val="28"/>
+        </w:rPr>
+      </w:pPr>
+      <w:r>
+        <w:rPr>
+          <w:rFonts w:ascii="Times New Roman" w:hAnsi="Times New Roman" w:cs="Times New Roman"/>
+          <w:sz w:val="28"/>
+          <w:szCs w:val="28"/>
+        </w:rPr>
+        <w:t>Koble opp L298N H-bro og verifiser at pumpe kan startes, stoppes og reverseres via PWM og GPIO</w:t>
       </w:r>
     </w:p>
     <w:p>
@@ -5215,35 +5252,20 @@
           <w:ilvl w:val="0"/>
           <w:numId w:val="5"/>
         </w:numPr>
-        <w:rPr>
-          <w:rFonts w:ascii="Times New Roman" w:hAnsi="Times New Roman" w:cs="Times New Roman"/>
-          <w:sz w:val="28"/>
-          <w:szCs w:val="28"/>
-        </w:rPr>
-      </w:pPr>
-      <w:r>
-        <w:rPr>
-          <w:rFonts w:ascii="Times New Roman" w:hAnsi="Times New Roman" w:cs="Times New Roman"/>
-          <w:sz w:val="28"/>
-          <w:szCs w:val="28"/>
-        </w:rPr>
-        <w:t xml:space="preserve">Teste pumpen </w:t>
-      </w:r>
-      <w:r>
-        <w:rPr>
-          <w:rFonts w:ascii="Times New Roman" w:hAnsi="Times New Roman" w:cs="Times New Roman"/>
-          <w:sz w:val="28"/>
-          <w:szCs w:val="28"/>
-        </w:rPr>
-        <w:t>med H-bridge og se</w:t>
-      </w:r>
-      <w:r>
-        <w:rPr>
-          <w:rFonts w:ascii="Times New Roman" w:hAnsi="Times New Roman" w:cs="Times New Roman"/>
-          <w:sz w:val="28"/>
-          <w:szCs w:val="28"/>
-        </w:rPr>
-        <w:t xml:space="preserve"> den kan pumpe væske </w:t>
+        <w:spacing w:line="276" w:lineRule="auto"/>
+        <w:rPr>
+          <w:rFonts w:ascii="Times New Roman" w:hAnsi="Times New Roman" w:cs="Times New Roman"/>
+          <w:sz w:val="28"/>
+          <w:szCs w:val="28"/>
+        </w:rPr>
+      </w:pPr>
+      <w:r>
+        <w:rPr>
+          <w:rFonts w:ascii="Times New Roman" w:hAnsi="Times New Roman" w:cs="Times New Roman"/>
+          <w:sz w:val="28"/>
+          <w:szCs w:val="28"/>
+        </w:rPr>
+        <w:t xml:space="preserve">Teste pumpen med H-bridge og se den kan pumpe væske </w:t>
       </w:r>
     </w:p>
     <w:p>
@@ -5253,43 +5275,20 @@
           <w:ilvl w:val="0"/>
           <w:numId w:val="5"/>
         </w:numPr>
-        <w:rPr>
-          <w:rFonts w:ascii="Times New Roman" w:hAnsi="Times New Roman" w:cs="Times New Roman"/>
-          <w:sz w:val="28"/>
-          <w:szCs w:val="28"/>
-        </w:rPr>
-      </w:pPr>
-      <w:r>
-        <w:rPr>
-          <w:rFonts w:ascii="Times New Roman" w:hAnsi="Times New Roman" w:cs="Times New Roman"/>
-          <w:sz w:val="28"/>
-          <w:szCs w:val="28"/>
-        </w:rPr>
-        <w:t xml:space="preserve">Feste servoene </w:t>
-      </w:r>
-      <w:r>
-        <w:rPr>
-          <w:rFonts w:ascii="Times New Roman" w:hAnsi="Times New Roman" w:cs="Times New Roman"/>
-          <w:sz w:val="28"/>
-          <w:szCs w:val="28"/>
-        </w:rPr>
-        <w:t xml:space="preserve">til 3D prentet komponentene </w:t>
-      </w:r>
-      <w:r>
-        <w:rPr>
-          <w:rFonts w:ascii="Times New Roman" w:hAnsi="Times New Roman" w:cs="Times New Roman"/>
-          <w:sz w:val="28"/>
-          <w:szCs w:val="28"/>
-        </w:rPr>
-        <w:t>og deretter teste bevegels</w:t>
-      </w:r>
-      <w:r>
-        <w:rPr>
-          <w:rFonts w:ascii="Times New Roman" w:hAnsi="Times New Roman" w:cs="Times New Roman"/>
-          <w:sz w:val="28"/>
-          <w:szCs w:val="28"/>
-        </w:rPr>
-        <w:t>e</w:t>
+        <w:spacing w:line="276" w:lineRule="auto"/>
+        <w:rPr>
+          <w:rFonts w:ascii="Times New Roman" w:hAnsi="Times New Roman" w:cs="Times New Roman"/>
+          <w:sz w:val="28"/>
+          <w:szCs w:val="28"/>
+        </w:rPr>
+      </w:pPr>
+      <w:r>
+        <w:rPr>
+          <w:rFonts w:ascii="Times New Roman" w:hAnsi="Times New Roman" w:cs="Times New Roman"/>
+          <w:sz w:val="28"/>
+          <w:szCs w:val="28"/>
+        </w:rPr>
+        <w:t>Feste servoene til 3D prentet komponentene og deretter teste bevegelse</w:t>
       </w:r>
     </w:p>
     <w:p>
@@ -5308,8 +5307,10 @@
       <w:r>
         <w:rPr>
           <w:rFonts w:ascii="Times New Roman" w:hAnsi="Times New Roman" w:cs="Times New Roman"/>
-          <w:sz w:val="28"/>
-          <w:szCs w:val="28"/>
+          <w:kern w:val="0"/>
+          <w:sz w:val="28"/>
+          <w:szCs w:val="28"/>
+          <w14:ligatures w14:val="none"/>
         </w:rPr>
         <w:t>Prøv å fylle glass</w:t>
       </w:r>
@@ -6657,6 +6658,7 @@
           <w:sz w:val="28"/>
           <w:szCs w:val="28"/>
         </w:rPr>
+        <w:lastRenderedPageBreak/>
         <w:t>Use</w:t>
       </w:r>
       <w:proofErr w:type="spellEnd"/>
@@ -6670,17 +6672,6 @@
         </w:rPr>
         <w:t>-Case-diagram:</w:t>
       </w:r>
-    </w:p>
-    <w:p>
-      <w:pPr>
-        <w:rPr>
-          <w:rFonts w:ascii="Times New Roman" w:hAnsi="Times New Roman" w:cs="Times New Roman"/>
-          <w:b/>
-          <w:bCs/>
-          <w:sz w:val="28"/>
-          <w:szCs w:val="28"/>
-        </w:rPr>
-      </w:pPr>
       <w:r>
         <w:rPr>
           <w:rFonts w:ascii="Times New Roman" w:hAnsi="Times New Roman" w:cs="Times New Roman"/>
@@ -6691,10 +6682,10 @@
           <w:szCs w:val="28"/>
         </w:rPr>
         <w:drawing>
-          <wp:inline distT="0" distB="0" distL="0" distR="0" wp14:anchorId="177EF918" wp14:editId="2A3477EC">
-            <wp:extent cx="4972050" cy="2676525"/>
-            <wp:effectExtent l="0" t="0" r="0" b="9525"/>
-            <wp:docPr id="103062611" name="Bilde 2" descr="Et bilde som inneholder diagram, tekst, skjermbilde, line&#10;&#10;KI-generert innhold kan være feil."/>
+          <wp:inline distT="0" distB="0" distL="0" distR="0" wp14:anchorId="323A802B" wp14:editId="1A069287">
+            <wp:extent cx="5760720" cy="3849370"/>
+            <wp:effectExtent l="0" t="0" r="0" b="0"/>
+            <wp:docPr id="1296615710" name="Graphic 1"/>
             <wp:cNvGraphicFramePr>
               <a:graphicFrameLocks xmlns:a="http://schemas.openxmlformats.org/drawingml/2006/main" noChangeAspect="1"/>
             </wp:cNvGraphicFramePr>
@@ -6702,36 +6693,29 @@
               <a:graphicData uri="http://schemas.openxmlformats.org/drawingml/2006/picture">
                 <pic:pic xmlns:pic="http://schemas.openxmlformats.org/drawingml/2006/picture">
                   <pic:nvPicPr>
-                    <pic:cNvPr id="103062611" name="Bilde 2" descr="Et bilde som inneholder diagram, tekst, skjermbilde, line&#10;&#10;KI-generert innhold kan være feil."/>
-                    <pic:cNvPicPr>
-                      <a:picLocks noChangeAspect="1" noChangeArrowheads="1"/>
-                    </pic:cNvPicPr>
+                    <pic:cNvPr id="1296615710" name=""/>
+                    <pic:cNvPicPr/>
                   </pic:nvPicPr>
                   <pic:blipFill>
-                    <a:blip r:embed="rId9">
+                    <a:blip r:embed="rId10">
                       <a:extLst>
-                        <a:ext uri="{28A0092B-C50C-407E-A947-70E740481C1C}">
-                          <a14:useLocalDpi xmlns:a14="http://schemas.microsoft.com/office/drawing/2010/main" val="0"/>
+                        <a:ext uri="{96DAC541-7B7A-43D3-8B79-37D633B846F1}">
+                          <asvg:svgBlip xmlns:asvg="http://schemas.microsoft.com/office/drawing/2016/SVG/main" r:embed="rId11"/>
                         </a:ext>
                       </a:extLst>
                     </a:blip>
-                    <a:srcRect/>
                     <a:stretch>
                       <a:fillRect/>
                     </a:stretch>
                   </pic:blipFill>
-                  <pic:spPr bwMode="auto">
+                  <pic:spPr>
                     <a:xfrm>
                       <a:off x="0" y="0"/>
-                      <a:ext cx="4972050" cy="2676525"/>
+                      <a:ext cx="5760720" cy="3849370"/>
                     </a:xfrm>
                     <a:prstGeom prst="rect">
                       <a:avLst/>
                     </a:prstGeom>
-                    <a:noFill/>
-                    <a:ln>
-                      <a:noFill/>
-                    </a:ln>
                   </pic:spPr>
                 </pic:pic>
               </a:graphicData>
@@ -8339,6 +8323,102 @@
   </w:num>
   <w:num w:numId="15" w16cid:durableId="1616713793">
     <w:abstractNumId w:val="7"/>
+  </w:num>
+  <w:num w:numId="16" w16cid:durableId="907501647">
+    <w:abstractNumId w:val="14"/>
+    <w:lvlOverride w:ilvl="0"/>
+    <w:lvlOverride w:ilvl="1"/>
+    <w:lvlOverride w:ilvl="2"/>
+    <w:lvlOverride w:ilvl="3"/>
+    <w:lvlOverride w:ilvl="4"/>
+    <w:lvlOverride w:ilvl="5"/>
+    <w:lvlOverride w:ilvl="6"/>
+    <w:lvlOverride w:ilvl="7"/>
+    <w:lvlOverride w:ilvl="8"/>
+  </w:num>
+  <w:num w:numId="17" w16cid:durableId="1414938756">
+    <w:abstractNumId w:val="3"/>
+    <w:lvlOverride w:ilvl="0"/>
+    <w:lvlOverride w:ilvl="1"/>
+    <w:lvlOverride w:ilvl="2"/>
+    <w:lvlOverride w:ilvl="3"/>
+    <w:lvlOverride w:ilvl="4"/>
+    <w:lvlOverride w:ilvl="5"/>
+    <w:lvlOverride w:ilvl="6"/>
+    <w:lvlOverride w:ilvl="7"/>
+    <w:lvlOverride w:ilvl="8"/>
+  </w:num>
+  <w:num w:numId="18" w16cid:durableId="474101875">
+    <w:abstractNumId w:val="5"/>
+    <w:lvlOverride w:ilvl="0">
+      <w:startOverride w:val="1"/>
+    </w:lvlOverride>
+    <w:lvlOverride w:ilvl="1">
+      <w:startOverride w:val="1"/>
+    </w:lvlOverride>
+    <w:lvlOverride w:ilvl="2">
+      <w:startOverride w:val="1"/>
+    </w:lvlOverride>
+    <w:lvlOverride w:ilvl="3">
+      <w:startOverride w:val="1"/>
+    </w:lvlOverride>
+    <w:lvlOverride w:ilvl="4">
+      <w:startOverride w:val="1"/>
+    </w:lvlOverride>
+    <w:lvlOverride w:ilvl="5">
+      <w:startOverride w:val="1"/>
+    </w:lvlOverride>
+    <w:lvlOverride w:ilvl="6">
+      <w:startOverride w:val="1"/>
+    </w:lvlOverride>
+    <w:lvlOverride w:ilvl="7">
+      <w:startOverride w:val="1"/>
+    </w:lvlOverride>
+    <w:lvlOverride w:ilvl="8">
+      <w:startOverride w:val="1"/>
+    </w:lvlOverride>
+  </w:num>
+  <w:num w:numId="19" w16cid:durableId="1254708755">
+    <w:abstractNumId w:val="9"/>
+    <w:lvlOverride w:ilvl="0">
+      <w:startOverride w:val="1"/>
+    </w:lvlOverride>
+    <w:lvlOverride w:ilvl="1">
+      <w:startOverride w:val="1"/>
+    </w:lvlOverride>
+    <w:lvlOverride w:ilvl="2">
+      <w:startOverride w:val="1"/>
+    </w:lvlOverride>
+    <w:lvlOverride w:ilvl="3">
+      <w:startOverride w:val="1"/>
+    </w:lvlOverride>
+    <w:lvlOverride w:ilvl="4">
+      <w:startOverride w:val="1"/>
+    </w:lvlOverride>
+    <w:lvlOverride w:ilvl="5">
+      <w:startOverride w:val="1"/>
+    </w:lvlOverride>
+    <w:lvlOverride w:ilvl="6">
+      <w:startOverride w:val="1"/>
+    </w:lvlOverride>
+    <w:lvlOverride w:ilvl="7">
+      <w:startOverride w:val="1"/>
+    </w:lvlOverride>
+    <w:lvlOverride w:ilvl="8">
+      <w:startOverride w:val="1"/>
+    </w:lvlOverride>
+  </w:num>
+  <w:num w:numId="20" w16cid:durableId="379672356">
+    <w:abstractNumId w:val="8"/>
+    <w:lvlOverride w:ilvl="0"/>
+    <w:lvlOverride w:ilvl="1"/>
+    <w:lvlOverride w:ilvl="2"/>
+    <w:lvlOverride w:ilvl="3"/>
+    <w:lvlOverride w:ilvl="4"/>
+    <w:lvlOverride w:ilvl="5"/>
+    <w:lvlOverride w:ilvl="6"/>
+    <w:lvlOverride w:ilvl="7"/>
+    <w:lvlOverride w:ilvl="8"/>
   </w:num>
 </w:numbering>
 </file>
@@ -8947,7 +9027,6 @@
   <w:style w:type="character" w:default="1" w:styleId="DefaultParagraphFont">
     <w:name w:val="Default Paragraph Font"/>
     <w:uiPriority w:val="1"/>
-    <w:semiHidden/>
     <w:unhideWhenUsed/>
   </w:style>
   <w:style w:type="table" w:default="1" w:styleId="TableNormal">
